--- a/public/assets/Person_Call_and_Feedback_v13.docx
+++ b/public/assets/Person_Call_and_Feedback_v13.docx
@@ -1,1176 +1,1760 @@
 
 <file path=word/document.xml><?xml version="1.0" encoding="utf-8"?>
 <w:document xmlns:wpc="http://schemas.microsoft.com/office/word/2010/wordprocessingCanvas" xmlns:mo="http://schemas.microsoft.com/office/mac/office/2008/main" xmlns:mc="http://schemas.openxmlformats.org/markup-compatibility/2006" xmlns:mv="urn:schemas-microsoft-com:mac:vml" xmlns:o="urn:schemas-microsoft-com:office:office" xmlns:r="http://schemas.openxmlformats.org/officeDocument/2006/relationships" xmlns:m="http://schemas.openxmlformats.org/officeDocument/2006/math" xmlns:v="urn:schemas-microsoft-com:vml" xmlns:wp14="http://schemas.microsoft.com/office/word/2010/wordprocessingDrawing" xmlns:wp="http://schemas.openxmlformats.org/drawingml/2006/wordprocessingDrawing" xmlns:w10="urn:schemas-microsoft-com:office:word" xmlns:w="http://schemas.openxmlformats.org/wordprocessingml/2006/main" xmlns:w14="http://schemas.microsoft.com/office/word/2010/wordml" xmlns:wpg="http://schemas.microsoft.com/office/word/2010/wordprocessingGroup" xmlns:wpi="http://schemas.microsoft.com/office/word/2010/wordprocessingInk" xmlns:wne="http://schemas.microsoft.com/office/word/2006/wordml" xmlns:wps="http://schemas.microsoft.com/office/word/2010/wordprocessingShape" mc:Ignorable="w14 wp14">
+  <w:background w:color="EDF2F3"/>
   <w:body>
     <w:p>
       <w:pPr>
         <w:pStyle w:val="Title"/>
-        <w:keepNext/>
+        <w:spacing w:after="120"/>
       </w:pPr>
       <w:r>
-        <w:t>Peer support call after hospital</w:t>
+        <w:t>Peer support call</w:t>
       </w:r>
     </w:p>
     <w:p>
       <w:pPr>
-        <w:keepNext w:val="0"/>
+        <w:spacing w:after="160"/>
       </w:pPr>
       <w:r>
         <w:rPr>
-          <w:sz w:val="19"/>
+          <w:sz w:val="27"/>
         </w:rPr>
-        <w:t>One form for the call and feedback · Type short notes and tick one answer per question.</w:t>
+        <w:t>Type in the white boxes and tick one answer for each choice.</w:t>
+        <w:br/>
+        <w:t>Short notes are enough. They can skip questions or stop.</w:t>
       </w:r>
     </w:p>
     <w:p>
       <w:pPr>
-        <w:keepNext w:val="0"/>
+        <w:spacing w:after="120"/>
       </w:pPr>
       <w:r>
         <w:rPr>
-          <w:sz w:val="19"/>
+          <w:sz w:val="24"/>
         </w:rPr>
         <w:t>Area: [optional]   |   Team: [optional]</w:t>
       </w:r>
     </w:p>
+    <w:tbl>
+      <w:tblPr>
+        <w:tblW w:type="auto" w:w="0"/>
+        <w:tblLayout w:type="fixed"/>
+        <w:tblLook w:firstColumn="1" w:firstRow="1" w:lastColumn="0" w:lastRow="0" w:noHBand="0" w:noVBand="1" w:val="04A0"/>
+      </w:tblPr>
+      <w:tblGrid>
+        <w:gridCol w:w="3515"/>
+        <w:gridCol w:w="4082"/>
+        <w:gridCol w:w="2608"/>
+      </w:tblGrid>
+      <w:tr>
+        <w:tc>
+          <w:tcPr>
+            <w:tcW w:type="dxa" w:w="3402"/>
+          </w:tcPr>
+          <w:p>
+            <w:pPr>
+              <w:keepNext/>
+              <w:spacing w:after="60"/>
+            </w:pPr>
+            <w:r>
+              <w:rPr>
+                <w:sz w:val="26"/>
+              </w:rPr>
+              <w:t>Record reference</w:t>
+            </w:r>
+          </w:p>
+        </w:tc>
+        <w:tc>
+          <w:tcPr>
+            <w:tcW w:type="dxa" w:w="3402"/>
+          </w:tcPr>
+          <w:p>
+            <w:pPr>
+              <w:keepNext/>
+              <w:spacing w:after="60"/>
+            </w:pPr>
+            <w:r>
+              <w:rPr>
+                <w:sz w:val="26"/>
+              </w:rPr>
+              <w:t>Caller</w:t>
+            </w:r>
+          </w:p>
+        </w:tc>
+        <w:tc>
+          <w:tcPr>
+            <w:tcW w:type="dxa" w:w="3402"/>
+          </w:tcPr>
+          <w:p>
+            <w:pPr>
+              <w:keepNext/>
+              <w:spacing w:after="60"/>
+            </w:pPr>
+            <w:r>
+              <w:rPr>
+                <w:sz w:val="26"/>
+              </w:rPr>
+              <w:t>Call date and time</w:t>
+            </w:r>
+          </w:p>
+        </w:tc>
+      </w:tr>
+      <w:tr>
+        <w:trPr>
+          <w:trHeight w:val="560" w:hRule="atLeast"/>
+        </w:trPr>
+        <w:tc>
+          <w:tcPr>
+            <w:tcW w:type="dxa" w:w="3402"/>
+            <w:vAlign w:val="top"/>
+            <w:shd w:fill="FFFFFF"/>
+            <w:tcBorders>
+              <w:top w:val="single" w:sz="6" w:color="71838D"/>
+              <w:left w:val="single" w:sz="6" w:color="71838D"/>
+              <w:bottom w:val="single" w:sz="6" w:color="71838D"/>
+              <w:right w:val="single" w:sz="6" w:color="71838D"/>
+            </w:tcBorders>
+            <w:tcMar>
+              <w:top w:w="115" w:type="dxa"/>
+              <w:bottom w:w="115" w:type="dxa"/>
+              <w:left w:w="115" w:type="dxa"/>
+              <w:right w:w="115" w:type="dxa"/>
+            </w:tcMar>
+          </w:tcPr>
+          <w:sdt>
+            <w:sdtPr>
+              <w:alias w:val="Record reference"/>
+              <w:tag w:val="record_reference"/>
+              <w:id w:val="100"/>
+              <w:text w:multiLine="1"/>
+            </w:sdtPr>
+            <w:sdtContent>
+              <w:p>
+                <w:pPr>
+                  <w:pStyle w:val="Answer"/>
+                </w:pPr>
+                <w:r>
+                  <w:rPr>
+                    <w:rFonts w:ascii="Frutiger LT Com 45 Light" w:hAnsi="Frutiger LT Com 45 Light"/>
+                    <w:sz w:val="28"/>
+                  </w:rPr>
+                  <w:t xml:space="preserve"> </w:t>
+                </w:r>
+              </w:p>
+            </w:sdtContent>
+          </w:sdt>
+        </w:tc>
+        <w:tc>
+          <w:tcPr>
+            <w:tcW w:type="dxa" w:w="3402"/>
+            <w:vAlign w:val="top"/>
+            <w:shd w:fill="FFFFFF"/>
+            <w:tcBorders>
+              <w:top w:val="single" w:sz="6" w:color="71838D"/>
+              <w:left w:val="single" w:sz="6" w:color="71838D"/>
+              <w:bottom w:val="single" w:sz="6" w:color="71838D"/>
+              <w:right w:val="single" w:sz="6" w:color="71838D"/>
+            </w:tcBorders>
+            <w:tcMar>
+              <w:top w:w="115" w:type="dxa"/>
+              <w:bottom w:w="115" w:type="dxa"/>
+              <w:left w:w="115" w:type="dxa"/>
+              <w:right w:w="115" w:type="dxa"/>
+            </w:tcMar>
+          </w:tcPr>
+          <w:sdt>
+            <w:sdtPr>
+              <w:alias w:val="Caller"/>
+              <w:tag w:val="caller"/>
+              <w:id w:val="101"/>
+              <w:text w:multiLine="1"/>
+            </w:sdtPr>
+            <w:sdtContent>
+              <w:p>
+                <w:pPr>
+                  <w:pStyle w:val="Answer"/>
+                </w:pPr>
+                <w:r>
+                  <w:rPr>
+                    <w:rFonts w:ascii="Frutiger LT Com 45 Light" w:hAnsi="Frutiger LT Com 45 Light"/>
+                    <w:sz w:val="28"/>
+                  </w:rPr>
+                  <w:t xml:space="preserve"> </w:t>
+                </w:r>
+              </w:p>
+            </w:sdtContent>
+          </w:sdt>
+        </w:tc>
+        <w:tc>
+          <w:tcPr>
+            <w:tcW w:type="dxa" w:w="3402"/>
+            <w:vAlign w:val="top"/>
+            <w:shd w:fill="FFFFFF"/>
+            <w:tcBorders>
+              <w:top w:val="single" w:sz="6" w:color="71838D"/>
+              <w:left w:val="single" w:sz="6" w:color="71838D"/>
+              <w:bottom w:val="single" w:sz="6" w:color="71838D"/>
+              <w:right w:val="single" w:sz="6" w:color="71838D"/>
+            </w:tcBorders>
+            <w:tcMar>
+              <w:top w:w="115" w:type="dxa"/>
+              <w:bottom w:w="115" w:type="dxa"/>
+              <w:left w:w="115" w:type="dxa"/>
+              <w:right w:w="115" w:type="dxa"/>
+            </w:tcMar>
+          </w:tcPr>
+          <w:sdt>
+            <w:sdtPr>
+              <w:alias w:val="Call date and time"/>
+              <w:tag w:val="call_date"/>
+              <w:id w:val="102"/>
+              <w:text w:multiLine="1"/>
+            </w:sdtPr>
+            <w:sdtContent>
+              <w:p>
+                <w:pPr>
+                  <w:pStyle w:val="Answer"/>
+                </w:pPr>
+                <w:r>
+                  <w:rPr>
+                    <w:rFonts w:ascii="Frutiger LT Com 45 Light" w:hAnsi="Frutiger LT Com 45 Light"/>
+                    <w:sz w:val="28"/>
+                  </w:rPr>
+                  <w:t xml:space="preserve"> </w:t>
+                </w:r>
+              </w:p>
+            </w:sdtContent>
+          </w:sdt>
+        </w:tc>
+      </w:tr>
+    </w:tbl>
     <w:p>
       <w:pPr>
-        <w:keepNext w:val="0"/>
+        <w:spacing w:after="0" w:before="0" w:line="40" w:lineRule="exact"/>
       </w:pPr>
-      <w:r/>
       <w:r>
         <w:rPr>
-          <w:b/>
+          <w:sz w:val="2"/>
         </w:rPr>
-        <w:t xml:space="preserve">Record reference  </w:t>
-      </w:r>
-      <w:sdt>
-        <w:sdtPr>
-          <w:alias w:val="Record reference"/>
-          <w:tag w:val="call_service_1001"/>
-          <w:id w:val="1001"/>
-          <w:text w:multiLine="1"/>
-        </w:sdtPr>
-        <w:sdtContent>
-          <w:r>
-            <w:rPr>
-              <w:rFonts w:ascii="Arial" w:hAnsi="Arial"/>
-              <w:sz w:val="22"/>
-              <w:color w:val="47545B"/>
-              <w:shd w:fill="F2F5F6" w:val="clear"/>
-            </w:rPr>
-            <w:t xml:space="preserve">Care record reference</w:t>
-          </w:r>
-        </w:sdtContent>
-      </w:sdt>
-    </w:p>
-    <w:p>
-      <w:pPr>
-        <w:keepNext w:val="0"/>
-      </w:pPr>
-      <w:r/>
-      <w:r>
-        <w:rPr>
-          <w:b/>
-        </w:rPr>
-        <w:t xml:space="preserve">Caller and call date  </w:t>
-      </w:r>
-      <w:sdt>
-        <w:sdtPr>
-          <w:alias w:val="Caller and call date"/>
-          <w:tag w:val="call_service_1002"/>
-          <w:id w:val="1002"/>
-          <w:text w:multiLine="1"/>
-        </w:sdtPr>
-        <w:sdtContent>
-          <w:r>
-            <w:rPr>
-              <w:rFonts w:ascii="Arial" w:hAnsi="Arial"/>
-              <w:sz w:val="22"/>
-              <w:color w:val="47545B"/>
-              <w:shd w:fill="F2F5F6" w:val="clear"/>
-            </w:rPr>
-            <w:t xml:space="preserve">Name · date · time</w:t>
-          </w:r>
-        </w:sdtContent>
-      </w:sdt>
-    </w:p>
-    <w:p>
-      <w:pPr>
-        <w:pStyle w:val="Heading2"/>
-        <w:keepNext/>
-      </w:pPr>
-      <w:r>
-        <w:t>1 Start the call</w:t>
       </w:r>
     </w:p>
     <w:p>
       <w:pPr>
-        <w:keepNext w:val="0"/>
+        <w:pStyle w:val="Heading1"/>
+        <w:spacing w:after="100"/>
       </w:pPr>
       <w:r>
-        <w:rPr>
-          <w:sz w:val="19"/>
-        </w:rPr>
-        <w:t>Read the handover first. Check safe contact, communication needs and how to get help.</w:t>
+        <w:t>1 Before you start</w:t>
       </w:r>
     </w:p>
     <w:p>
       <w:pPr>
-        <w:keepNext w:val="0"/>
+        <w:spacing w:after="140"/>
       </w:pPr>
       <w:r>
-        <w:t>Introduce yourself. Explain what you record and when you must share a safety concern. They can skip questions or stop.</w:t>
+        <w:rPr>
+          <w:sz w:val="27"/>
+        </w:rPr>
+        <w:t>Read the handover. Check identity, safe contact and communication needs.</w:t>
+        <w:br/>
+        <w:t>Explain notes and when you must share a safety concern. Check how to get help.</w:t>
       </w:r>
     </w:p>
     <w:p>
       <w:pPr>
-        <w:keepNext w:val="0"/>
-        <w:spacing w:after="60"/>
+        <w:spacing w:after="80"/>
       </w:pPr>
       <w:r/>
       <w:sdt>
         <w:sdtPr>
-          <w:alias w:val="Identity checked, safe to talk and they agree to this call."/>
-          <w:tag w:val="call_service_1003"/>
-          <w:id w:val="1003"/>
+          <w:id w:val="103"/>
+          <w:alias w:val="Safe to talk"/>
+          <w:tag w:val="safe_to_talk"/>
           <w14:checkbox>
             <w14:checked w14:val="0"/>
-            <w14:checkedState w14:val="2612" w14:font="Segoe UI Symbol"/>
-            <w14:uncheckedState w14:val="2610" w14:font="Segoe UI Symbol"/>
+            <w14:checkedState w14:val="2611" w14:font="DejaVu Sans"/>
+            <w14:uncheckedState w14:val="2610" w14:font="DejaVu Sans"/>
           </w14:checkbox>
         </w:sdtPr>
         <w:sdtContent>
           <w:r>
             <w:rPr>
-              <w:rFonts w:ascii="Arial" w:hAnsi="Arial"/>
-              <w:sz w:val="22"/>
+              <w:rFonts w:ascii="DejaVu Sans" w:hAnsi="DejaVu Sans" w:eastAsia="DejaVu Sans" w:cs="DejaVu Sans"/>
+              <w:sz w:val="28"/>
+              <w:color w:val="172C38"/>
+              <w:shd w:fill="FFFFFF"/>
             </w:rPr>
-            <w:t xml:space="preserve">☐</w:t>
+            <w:t>☐</w:t>
           </w:r>
         </w:sdtContent>
       </w:sdt>
       <w:r>
-        <w:t xml:space="preserve"> Identity checked, safe to talk and they agree to this call.</w:t>
+        <w:t xml:space="preserve"> Safe to talk     </w:t>
+      </w:r>
+      <w:sdt>
+        <w:sdtPr>
+          <w:id w:val="104"/>
+          <w:alias w:val="Agrees to the call"/>
+          <w:tag w:val="call_agreed"/>
+          <w14:checkbox>
+            <w14:checked w14:val="0"/>
+            <w14:checkedState w14:val="2611" w14:font="DejaVu Sans"/>
+            <w14:uncheckedState w14:val="2610" w14:font="DejaVu Sans"/>
+          </w14:checkbox>
+        </w:sdtPr>
+        <w:sdtContent>
+          <w:r>
+            <w:rPr>
+              <w:rFonts w:ascii="DejaVu Sans" w:hAnsi="DejaVu Sans" w:eastAsia="DejaVu Sans" w:cs="DejaVu Sans"/>
+              <w:sz w:val="28"/>
+              <w:color w:val="172C38"/>
+              <w:shd w:fill="FFFFFF"/>
+            </w:rPr>
+            <w:t>☐</w:t>
+          </w:r>
+        </w:sdtContent>
+      </w:sdt>
+      <w:r>
+        <w:t xml:space="preserve"> Agrees to the call     </w:t>
       </w:r>
     </w:p>
     <w:p>
       <w:pPr>
-        <w:keepNext w:val="0"/>
+        <w:spacing w:after="40"/>
       </w:pPr>
       <w:r>
         <w:rPr>
-          <w:sz w:val="19"/>
+          <w:sz w:val="26"/>
         </w:rPr>
-        <w:t>If you cannot start, go to section 4 on the next page.</w:t>
+        <w:t>If the call cannot go ahead, go to section 4.</w:t>
+      </w:r>
+    </w:p>
+    <w:p>
+      <w:pPr>
+        <w:pStyle w:val="Heading1"/>
+        <w:spacing w:after="40"/>
+      </w:pPr>
+      <w:r>
+        <w:t>2 Ask and listen</w:t>
       </w:r>
     </w:p>
     <w:p>
       <w:pPr>
         <w:pStyle w:val="Heading2"/>
-        <w:keepNext/>
+        <w:spacing w:after="120"/>
       </w:pPr>
       <w:r>
-        <w:t>2 Listen and record feedback here</w:t>
+        <w:t>How has it been since you left hospital?</w:t>
+      </w:r>
+    </w:p>
+    <w:tbl>
+      <w:tblPr>
+        <w:tblW w:type="auto" w:w="0"/>
+        <w:jc w:val="left"/>
+        <w:tblLayout w:type="fixed"/>
+        <w:tblLook w:firstColumn="1" w:firstRow="1" w:lastColumn="0" w:lastRow="0" w:noHBand="0" w:noVBand="1" w:val="04A0"/>
+      </w:tblPr>
+      <w:tblGrid>
+        <w:gridCol w:w="10205"/>
+      </w:tblGrid>
+      <w:tr>
+        <w:trPr>
+          <w:trHeight w:val="1560" w:hRule="atLeast"/>
+        </w:trPr>
+        <w:tc>
+          <w:tcPr>
+            <w:tcW w:type="dxa" w:w="10206"/>
+            <w:vAlign w:val="top"/>
+            <w:shd w:fill="FFFFFF"/>
+            <w:tcBorders>
+              <w:top w:val="single" w:sz="6" w:color="71838D"/>
+              <w:left w:val="single" w:sz="6" w:color="71838D"/>
+              <w:bottom w:val="single" w:sz="6" w:color="71838D"/>
+              <w:right w:val="single" w:sz="6" w:color="71838D"/>
+            </w:tcBorders>
+            <w:tcMar>
+              <w:top w:w="115" w:type="dxa"/>
+              <w:bottom w:w="115" w:type="dxa"/>
+              <w:left w:w="115" w:type="dxa"/>
+              <w:right w:w="115" w:type="dxa"/>
+            </w:tcMar>
+          </w:tcPr>
+          <w:sdt>
+            <w:sdtPr>
+              <w:alias w:val="How has it been since you left hospital?"/>
+              <w:tag w:val="since_leaving_hospital"/>
+              <w:id w:val="105"/>
+              <w:text w:multiLine="1"/>
+            </w:sdtPr>
+            <w:sdtContent>
+              <w:p>
+                <w:pPr>
+                  <w:pStyle w:val="Answer"/>
+                </w:pPr>
+                <w:r>
+                  <w:rPr>
+                    <w:rFonts w:ascii="Frutiger LT Com 45 Light" w:hAnsi="Frutiger LT Com 45 Light"/>
+                    <w:sz w:val="28"/>
+                  </w:rPr>
+                  <w:t xml:space="preserve"> </w:t>
+                </w:r>
+              </w:p>
+            </w:sdtContent>
+          </w:sdt>
+        </w:tc>
+      </w:tr>
+    </w:tbl>
+    <w:p>
+      <w:pPr>
+        <w:spacing w:after="0" w:before="0" w:line="60" w:lineRule="exact"/>
+      </w:pPr>
+      <w:r>
+        <w:rPr>
+          <w:sz w:val="2"/>
+        </w:rPr>
       </w:r>
     </w:p>
     <w:p>
       <w:pPr>
-        <w:keepNext w:val="0"/>
+        <w:pStyle w:val="Heading2"/>
+        <w:spacing w:after="120"/>
+      </w:pPr>
+      <w:r>
+        <w:t>What helped you get ready to leave?</w:t>
+      </w:r>
+    </w:p>
+    <w:tbl>
+      <w:tblPr>
+        <w:tblW w:type="auto" w:w="0"/>
+        <w:jc w:val="left"/>
+        <w:tblLayout w:type="fixed"/>
+        <w:tblLook w:firstColumn="1" w:firstRow="1" w:lastColumn="0" w:lastRow="0" w:noHBand="0" w:noVBand="1" w:val="04A0"/>
+      </w:tblPr>
+      <w:tblGrid>
+        <w:gridCol w:w="10205"/>
+      </w:tblGrid>
+      <w:tr>
+        <w:trPr>
+          <w:trHeight w:val="1360" w:hRule="atLeast"/>
+        </w:trPr>
+        <w:tc>
+          <w:tcPr>
+            <w:tcW w:type="dxa" w:w="10206"/>
+            <w:vAlign w:val="top"/>
+            <w:shd w:fill="FFFFFF"/>
+            <w:tcBorders>
+              <w:top w:val="single" w:sz="6" w:color="71838D"/>
+              <w:left w:val="single" w:sz="6" w:color="71838D"/>
+              <w:bottom w:val="single" w:sz="6" w:color="71838D"/>
+              <w:right w:val="single" w:sz="6" w:color="71838D"/>
+            </w:tcBorders>
+            <w:tcMar>
+              <w:top w:w="115" w:type="dxa"/>
+              <w:bottom w:w="115" w:type="dxa"/>
+              <w:left w:w="115" w:type="dxa"/>
+              <w:right w:w="115" w:type="dxa"/>
+            </w:tcMar>
+          </w:tcPr>
+          <w:sdt>
+            <w:sdtPr>
+              <w:alias w:val="What helped you get ready to leave?"/>
+              <w:tag w:val="what_helped"/>
+              <w:id w:val="106"/>
+              <w:text w:multiLine="1"/>
+            </w:sdtPr>
+            <w:sdtContent>
+              <w:p>
+                <w:pPr>
+                  <w:pStyle w:val="Answer"/>
+                </w:pPr>
+                <w:r>
+                  <w:rPr>
+                    <w:rFonts w:ascii="Frutiger LT Com 45 Light" w:hAnsi="Frutiger LT Com 45 Light"/>
+                    <w:sz w:val="28"/>
+                  </w:rPr>
+                  <w:t xml:space="preserve"> </w:t>
+                </w:r>
+              </w:p>
+            </w:sdtContent>
+          </w:sdt>
+        </w:tc>
+      </w:tr>
+    </w:tbl>
+    <w:p>
+      <w:pPr>
+        <w:spacing w:after="0" w:before="0" w:line="60" w:lineRule="exact"/>
       </w:pPr>
       <w:r>
         <w:rPr>
-          <w:sz w:val="19"/>
+          <w:sz w:val="2"/>
         </w:rPr>
-        <w:t>Use these questions as a guide. They can skip any question. Short notes are enough.</w:t>
+      </w:r>
+    </w:p>
+    <w:p>
+      <w:pPr>
+        <w:pStyle w:val="Heading2"/>
+        <w:spacing w:after="120"/>
+      </w:pPr>
+      <w:r>
+        <w:t>What was difficult or could have been better?</w:t>
+      </w:r>
+    </w:p>
+    <w:tbl>
+      <w:tblPr>
+        <w:tblW w:type="auto" w:w="0"/>
+        <w:jc w:val="left"/>
+        <w:tblLayout w:type="fixed"/>
+        <w:tblLook w:firstColumn="1" w:firstRow="1" w:lastColumn="0" w:lastRow="0" w:noHBand="0" w:noVBand="1" w:val="04A0"/>
+      </w:tblPr>
+      <w:tblGrid>
+        <w:gridCol w:w="10205"/>
+      </w:tblGrid>
+      <w:tr>
+        <w:trPr>
+          <w:trHeight w:val="1360" w:hRule="atLeast"/>
+        </w:trPr>
+        <w:tc>
+          <w:tcPr>
+            <w:tcW w:type="dxa" w:w="10206"/>
+            <w:vAlign w:val="top"/>
+            <w:shd w:fill="FFFFFF"/>
+            <w:tcBorders>
+              <w:top w:val="single" w:sz="6" w:color="71838D"/>
+              <w:left w:val="single" w:sz="6" w:color="71838D"/>
+              <w:bottom w:val="single" w:sz="6" w:color="71838D"/>
+              <w:right w:val="single" w:sz="6" w:color="71838D"/>
+            </w:tcBorders>
+            <w:tcMar>
+              <w:top w:w="115" w:type="dxa"/>
+              <w:bottom w:w="115" w:type="dxa"/>
+              <w:left w:w="115" w:type="dxa"/>
+              <w:right w:w="115" w:type="dxa"/>
+            </w:tcMar>
+          </w:tcPr>
+          <w:sdt>
+            <w:sdtPr>
+              <w:alias w:val="What was difficult or could have been better?"/>
+              <w:tag w:val="what_was_difficult"/>
+              <w:id w:val="107"/>
+              <w:text w:multiLine="1"/>
+            </w:sdtPr>
+            <w:sdtContent>
+              <w:p>
+                <w:pPr>
+                  <w:pStyle w:val="Answer"/>
+                </w:pPr>
+                <w:r>
+                  <w:rPr>
+                    <w:rFonts w:ascii="Frutiger LT Com 45 Light" w:hAnsi="Frutiger LT Com 45 Light"/>
+                    <w:sz w:val="28"/>
+                  </w:rPr>
+                  <w:t xml:space="preserve"> </w:t>
+                </w:r>
+              </w:p>
+            </w:sdtContent>
+          </w:sdt>
+        </w:tc>
+      </w:tr>
+    </w:tbl>
+    <w:p>
+      <w:pPr>
+        <w:spacing w:after="0" w:before="0" w:line="60" w:lineRule="exact"/>
+      </w:pPr>
+      <w:r>
+        <w:rPr>
+          <w:sz w:val="2"/>
+        </w:rPr>
+      </w:r>
+    </w:p>
+    <w:p>
+      <w:pPr>
+        <w:pStyle w:val="Heading1"/>
+        <w:pageBreakBefore/>
+        <w:spacing w:after="240"/>
+      </w:pPr>
+      <w:r>
+        <w:t>2 Ask and listen continued</w:t>
+      </w:r>
+    </w:p>
+    <w:p>
+      <w:pPr>
+        <w:pStyle w:val="Heading2"/>
+        <w:spacing w:after="100"/>
+      </w:pPr>
+      <w:r>
+        <w:t>Are your next steps clear?</w:t>
+      </w:r>
+    </w:p>
+    <w:p>
+      <w:pPr>
+        <w:spacing w:after="140"/>
+      </w:pPr>
+      <w:r/>
+      <w:sdt>
+        <w:sdtPr>
+          <w:id w:val="108"/>
+          <w:alias w:val="Yes"/>
+          <w:tag w:val="next_steps_0"/>
+          <w14:checkbox>
+            <w14:checked w14:val="0"/>
+            <w14:checkedState w14:val="2611" w14:font="DejaVu Sans"/>
+            <w14:uncheckedState w14:val="2610" w14:font="DejaVu Sans"/>
+          </w14:checkbox>
+        </w:sdtPr>
+        <w:sdtContent>
+          <w:r>
+            <w:rPr>
+              <w:rFonts w:ascii="DejaVu Sans" w:hAnsi="DejaVu Sans" w:eastAsia="DejaVu Sans" w:cs="DejaVu Sans"/>
+              <w:sz w:val="28"/>
+              <w:color w:val="172C38"/>
+              <w:shd w:fill="FFFFFF"/>
+            </w:rPr>
+            <w:t>☐</w:t>
+          </w:r>
+        </w:sdtContent>
+      </w:sdt>
+      <w:r>
+        <w:t xml:space="preserve"> Yes     </w:t>
+      </w:r>
+      <w:sdt>
+        <w:sdtPr>
+          <w:id w:val="109"/>
+          <w:alias w:val="No"/>
+          <w:tag w:val="next_steps_1"/>
+          <w14:checkbox>
+            <w14:checked w14:val="0"/>
+            <w14:checkedState w14:val="2611" w14:font="DejaVu Sans"/>
+            <w14:uncheckedState w14:val="2610" w14:font="DejaVu Sans"/>
+          </w14:checkbox>
+        </w:sdtPr>
+        <w:sdtContent>
+          <w:r>
+            <w:rPr>
+              <w:rFonts w:ascii="DejaVu Sans" w:hAnsi="DejaVu Sans" w:eastAsia="DejaVu Sans" w:cs="DejaVu Sans"/>
+              <w:sz w:val="28"/>
+              <w:color w:val="172C38"/>
+              <w:shd w:fill="FFFFFF"/>
+            </w:rPr>
+            <w:t>☐</w:t>
+          </w:r>
+        </w:sdtContent>
+      </w:sdt>
+      <w:r>
+        <w:t xml:space="preserve"> No     </w:t>
+      </w:r>
+      <w:sdt>
+        <w:sdtPr>
+          <w:id w:val="110"/>
+          <w:alias w:val="Not sure"/>
+          <w:tag w:val="next_steps_2"/>
+          <w14:checkbox>
+            <w14:checked w14:val="0"/>
+            <w14:checkedState w14:val="2611" w14:font="DejaVu Sans"/>
+            <w14:uncheckedState w14:val="2610" w14:font="DejaVu Sans"/>
+          </w14:checkbox>
+        </w:sdtPr>
+        <w:sdtContent>
+          <w:r>
+            <w:rPr>
+              <w:rFonts w:ascii="DejaVu Sans" w:hAnsi="DejaVu Sans" w:eastAsia="DejaVu Sans" w:cs="DejaVu Sans"/>
+              <w:sz w:val="28"/>
+              <w:color w:val="172C38"/>
+              <w:shd w:fill="FFFFFF"/>
+            </w:rPr>
+            <w:t>☐</w:t>
+          </w:r>
+        </w:sdtContent>
+      </w:sdt>
+      <w:r>
+        <w:t xml:space="preserve"> Not sure     </w:t>
+      </w:r>
+    </w:p>
+    <w:p>
+      <w:pPr>
+        <w:pStyle w:val="Heading2"/>
+        <w:spacing w:after="100"/>
+      </w:pPr>
+      <w:r>
+        <w:t>Do you know who to contact if you need help?</w:t>
+      </w:r>
+    </w:p>
+    <w:p>
+      <w:pPr>
+        <w:spacing w:after="140"/>
+      </w:pPr>
+      <w:r/>
+      <w:sdt>
+        <w:sdtPr>
+          <w:id w:val="111"/>
+          <w:alias w:val="Yes"/>
+          <w:tag w:val="contact_0"/>
+          <w14:checkbox>
+            <w14:checked w14:val="0"/>
+            <w14:checkedState w14:val="2611" w14:font="DejaVu Sans"/>
+            <w14:uncheckedState w14:val="2610" w14:font="DejaVu Sans"/>
+          </w14:checkbox>
+        </w:sdtPr>
+        <w:sdtContent>
+          <w:r>
+            <w:rPr>
+              <w:rFonts w:ascii="DejaVu Sans" w:hAnsi="DejaVu Sans" w:eastAsia="DejaVu Sans" w:cs="DejaVu Sans"/>
+              <w:sz w:val="28"/>
+              <w:color w:val="172C38"/>
+              <w:shd w:fill="FFFFFF"/>
+            </w:rPr>
+            <w:t>☐</w:t>
+          </w:r>
+        </w:sdtContent>
+      </w:sdt>
+      <w:r>
+        <w:t xml:space="preserve"> Yes     </w:t>
+      </w:r>
+      <w:sdt>
+        <w:sdtPr>
+          <w:id w:val="112"/>
+          <w:alias w:val="No"/>
+          <w:tag w:val="contact_1"/>
+          <w14:checkbox>
+            <w14:checked w14:val="0"/>
+            <w14:checkedState w14:val="2611" w14:font="DejaVu Sans"/>
+            <w14:uncheckedState w14:val="2610" w14:font="DejaVu Sans"/>
+          </w14:checkbox>
+        </w:sdtPr>
+        <w:sdtContent>
+          <w:r>
+            <w:rPr>
+              <w:rFonts w:ascii="DejaVu Sans" w:hAnsi="DejaVu Sans" w:eastAsia="DejaVu Sans" w:cs="DejaVu Sans"/>
+              <w:sz w:val="28"/>
+              <w:color w:val="172C38"/>
+              <w:shd w:fill="FFFFFF"/>
+            </w:rPr>
+            <w:t>☐</w:t>
+          </w:r>
+        </w:sdtContent>
+      </w:sdt>
+      <w:r>
+        <w:t xml:space="preserve"> No     </w:t>
+      </w:r>
+      <w:sdt>
+        <w:sdtPr>
+          <w:id w:val="113"/>
+          <w:alias w:val="Not sure"/>
+          <w:tag w:val="contact_2"/>
+          <w14:checkbox>
+            <w14:checked w14:val="0"/>
+            <w14:checkedState w14:val="2611" w14:font="DejaVu Sans"/>
+            <w14:uncheckedState w14:val="2610" w14:font="DejaVu Sans"/>
+          </w14:checkbox>
+        </w:sdtPr>
+        <w:sdtContent>
+          <w:r>
+            <w:rPr>
+              <w:rFonts w:ascii="DejaVu Sans" w:hAnsi="DejaVu Sans" w:eastAsia="DejaVu Sans" w:cs="DejaVu Sans"/>
+              <w:sz w:val="28"/>
+              <w:color w:val="172C38"/>
+              <w:shd w:fill="FFFFFF"/>
+            </w:rPr>
+            <w:t>☐</w:t>
+          </w:r>
+        </w:sdtContent>
+      </w:sdt>
+      <w:r>
+        <w:t xml:space="preserve"> Not sure     </w:t>
+      </w:r>
+    </w:p>
+    <w:p>
+      <w:pPr>
+        <w:pStyle w:val="Heading2"/>
+        <w:spacing w:after="120"/>
+      </w:pPr>
+      <w:r>
+        <w:t>Is there any support you would like to explore?</w:t>
+      </w:r>
+    </w:p>
+    <w:tbl>
+      <w:tblPr>
+        <w:tblW w:type="auto" w:w="0"/>
+        <w:jc w:val="left"/>
+        <w:tblLayout w:type="fixed"/>
+        <w:tblLook w:firstColumn="1" w:firstRow="1" w:lastColumn="0" w:lastRow="0" w:noHBand="0" w:noVBand="1" w:val="04A0"/>
+      </w:tblPr>
+      <w:tblGrid>
+        <w:gridCol w:w="10205"/>
+      </w:tblGrid>
+      <w:tr>
+        <w:trPr>
+          <w:trHeight w:val="1760" w:hRule="atLeast"/>
+        </w:trPr>
+        <w:tc>
+          <w:tcPr>
+            <w:tcW w:type="dxa" w:w="10206"/>
+            <w:vAlign w:val="top"/>
+            <w:shd w:fill="FFFFFF"/>
+            <w:tcBorders>
+              <w:top w:val="single" w:sz="6" w:color="71838D"/>
+              <w:left w:val="single" w:sz="6" w:color="71838D"/>
+              <w:bottom w:val="single" w:sz="6" w:color="71838D"/>
+              <w:right w:val="single" w:sz="6" w:color="71838D"/>
+            </w:tcBorders>
+            <w:tcMar>
+              <w:top w:w="115" w:type="dxa"/>
+              <w:bottom w:w="115" w:type="dxa"/>
+              <w:left w:w="115" w:type="dxa"/>
+              <w:right w:w="115" w:type="dxa"/>
+            </w:tcMar>
+          </w:tcPr>
+          <w:sdt>
+            <w:sdtPr>
+              <w:alias w:val="Is there any support you would like to explore?"/>
+              <w:tag w:val="support_to_explore"/>
+              <w:id w:val="114"/>
+              <w:text w:multiLine="1"/>
+            </w:sdtPr>
+            <w:sdtContent>
+              <w:p>
+                <w:pPr>
+                  <w:pStyle w:val="Answer"/>
+                </w:pPr>
+                <w:r>
+                  <w:rPr>
+                    <w:rFonts w:ascii="Frutiger LT Com 45 Light" w:hAnsi="Frutiger LT Com 45 Light"/>
+                    <w:sz w:val="28"/>
+                  </w:rPr>
+                  <w:t xml:space="preserve"> </w:t>
+                </w:r>
+              </w:p>
+            </w:sdtContent>
+          </w:sdt>
+        </w:tc>
+      </w:tr>
+    </w:tbl>
+    <w:p>
+      <w:pPr>
+        <w:spacing w:after="0" w:before="0" w:line="60" w:lineRule="exact"/>
+      </w:pPr>
+      <w:r>
+        <w:rPr>
+          <w:sz w:val="2"/>
+        </w:rPr>
+      </w:r>
+    </w:p>
+    <w:p>
+      <w:pPr>
+        <w:pStyle w:val="Heading2"/>
+        <w:spacing w:after="120"/>
+      </w:pPr>
+      <w:r>
+        <w:t>What would you like the ward to know?</w:t>
+      </w:r>
+    </w:p>
+    <w:tbl>
+      <w:tblPr>
+        <w:tblW w:type="auto" w:w="0"/>
+        <w:jc w:val="left"/>
+        <w:tblLayout w:type="fixed"/>
+        <w:tblLook w:firstColumn="1" w:firstRow="1" w:lastColumn="0" w:lastRow="0" w:noHBand="0" w:noVBand="1" w:val="04A0"/>
+      </w:tblPr>
+      <w:tblGrid>
+        <w:gridCol w:w="10205"/>
+      </w:tblGrid>
+      <w:tr>
+        <w:trPr>
+          <w:trHeight w:val="1760" w:hRule="atLeast"/>
+        </w:trPr>
+        <w:tc>
+          <w:tcPr>
+            <w:tcW w:type="dxa" w:w="10206"/>
+            <w:vAlign w:val="top"/>
+            <w:shd w:fill="FFFFFF"/>
+            <w:tcBorders>
+              <w:top w:val="single" w:sz="6" w:color="71838D"/>
+              <w:left w:val="single" w:sz="6" w:color="71838D"/>
+              <w:bottom w:val="single" w:sz="6" w:color="71838D"/>
+              <w:right w:val="single" w:sz="6" w:color="71838D"/>
+            </w:tcBorders>
+            <w:tcMar>
+              <w:top w:w="115" w:type="dxa"/>
+              <w:bottom w:w="115" w:type="dxa"/>
+              <w:left w:w="115" w:type="dxa"/>
+              <w:right w:w="115" w:type="dxa"/>
+            </w:tcMar>
+          </w:tcPr>
+          <w:sdt>
+            <w:sdtPr>
+              <w:alias w:val="What would you like the ward to know?"/>
+              <w:tag w:val="message_for_ward"/>
+              <w:id w:val="115"/>
+              <w:text w:multiLine="1"/>
+            </w:sdtPr>
+            <w:sdtContent>
+              <w:p>
+                <w:pPr>
+                  <w:pStyle w:val="Answer"/>
+                </w:pPr>
+                <w:r>
+                  <w:rPr>
+                    <w:rFonts w:ascii="Frutiger LT Com 45 Light" w:hAnsi="Frutiger LT Com 45 Light"/>
+                    <w:sz w:val="28"/>
+                  </w:rPr>
+                  <w:t xml:space="preserve"> </w:t>
+                </w:r>
+              </w:p>
+            </w:sdtContent>
+          </w:sdt>
+        </w:tc>
+      </w:tr>
+    </w:tbl>
+    <w:p>
+      <w:pPr>
+        <w:spacing w:after="0" w:before="0" w:line="60" w:lineRule="exact"/>
+      </w:pPr>
+      <w:r>
+        <w:rPr>
+          <w:sz w:val="2"/>
+        </w:rPr>
+      </w:r>
+    </w:p>
+    <w:p>
+      <w:pPr>
+        <w:pStyle w:val="Heading2"/>
+        <w:spacing w:after="100"/>
+      </w:pPr>
+      <w:r>
+        <w:t>May we use an anonymous summary to improve support?</w:t>
+      </w:r>
+    </w:p>
+    <w:p>
+      <w:pPr>
+        <w:spacing w:after="140"/>
+      </w:pPr>
+      <w:r/>
+      <w:sdt>
+        <w:sdtPr>
+          <w:id w:val="116"/>
+          <w:alias w:val="Yes"/>
+          <w:tag w:val="anonymous_summary_0"/>
+          <w14:checkbox>
+            <w14:checked w14:val="0"/>
+            <w14:checkedState w14:val="2611" w14:font="DejaVu Sans"/>
+            <w14:uncheckedState w14:val="2610" w14:font="DejaVu Sans"/>
+          </w14:checkbox>
+        </w:sdtPr>
+        <w:sdtContent>
+          <w:r>
+            <w:rPr>
+              <w:rFonts w:ascii="DejaVu Sans" w:hAnsi="DejaVu Sans" w:eastAsia="DejaVu Sans" w:cs="DejaVu Sans"/>
+              <w:sz w:val="28"/>
+              <w:color w:val="172C38"/>
+              <w:shd w:fill="FFFFFF"/>
+            </w:rPr>
+            <w:t>☐</w:t>
+          </w:r>
+        </w:sdtContent>
+      </w:sdt>
+      <w:r>
+        <w:t xml:space="preserve"> Yes     </w:t>
+      </w:r>
+      <w:sdt>
+        <w:sdtPr>
+          <w:id w:val="117"/>
+          <w:alias w:val="No"/>
+          <w:tag w:val="anonymous_summary_1"/>
+          <w14:checkbox>
+            <w14:checked w14:val="0"/>
+            <w14:checkedState w14:val="2611" w14:font="DejaVu Sans"/>
+            <w14:uncheckedState w14:val="2610" w14:font="DejaVu Sans"/>
+          </w14:checkbox>
+        </w:sdtPr>
+        <w:sdtContent>
+          <w:r>
+            <w:rPr>
+              <w:rFonts w:ascii="DejaVu Sans" w:hAnsi="DejaVu Sans" w:eastAsia="DejaVu Sans" w:cs="DejaVu Sans"/>
+              <w:sz w:val="28"/>
+              <w:color w:val="172C38"/>
+              <w:shd w:fill="FFFFFF"/>
+            </w:rPr>
+            <w:t>☐</w:t>
+          </w:r>
+        </w:sdtContent>
+      </w:sdt>
+      <w:r>
+        <w:t xml:space="preserve"> No     </w:t>
+      </w:r>
+      <w:sdt>
+        <w:sdtPr>
+          <w:id w:val="118"/>
+          <w:alias w:val="Not asked"/>
+          <w:tag w:val="anonymous_summary_2"/>
+          <w14:checkbox>
+            <w14:checked w14:val="0"/>
+            <w14:checkedState w14:val="2611" w14:font="DejaVu Sans"/>
+            <w14:uncheckedState w14:val="2610" w14:font="DejaVu Sans"/>
+          </w14:checkbox>
+        </w:sdtPr>
+        <w:sdtContent>
+          <w:r>
+            <w:rPr>
+              <w:rFonts w:ascii="DejaVu Sans" w:hAnsi="DejaVu Sans" w:eastAsia="DejaVu Sans" w:cs="DejaVu Sans"/>
+              <w:sz w:val="28"/>
+              <w:color w:val="172C38"/>
+              <w:shd w:fill="FFFFFF"/>
+            </w:rPr>
+            <w:t>☐</w:t>
+          </w:r>
+        </w:sdtContent>
+      </w:sdt>
+      <w:r>
+        <w:t xml:space="preserve"> Not asked     </w:t>
+      </w:r>
+    </w:p>
+    <w:p>
+      <w:pPr>
+        <w:spacing w:after="80"/>
+      </w:pPr>
+      <w:r>
+        <w:rPr>
+          <w:sz w:val="27"/>
+        </w:rPr>
+        <w:t>Saying no does not affect support.</w:t>
+        <w:br/>
+        <w:t>This does not give permission for public quotes.</w:t>
+      </w:r>
+    </w:p>
+    <w:p>
+      <w:pPr>
+        <w:pStyle w:val="Heading2"/>
+        <w:spacing w:after="120"/>
+      </w:pPr>
+      <w:r>
+        <w:t>Anything they want left out?</w:t>
+      </w:r>
+    </w:p>
+    <w:tbl>
+      <w:tblPr>
+        <w:tblW w:type="auto" w:w="0"/>
+        <w:jc w:val="left"/>
+        <w:tblLayout w:type="fixed"/>
+        <w:tblLook w:firstColumn="1" w:firstRow="1" w:lastColumn="0" w:lastRow="0" w:noHBand="0" w:noVBand="1" w:val="04A0"/>
+      </w:tblPr>
+      <w:tblGrid>
+        <w:gridCol w:w="10205"/>
+      </w:tblGrid>
+      <w:tr>
+        <w:trPr>
+          <w:trHeight w:val="1080" w:hRule="atLeast"/>
+        </w:trPr>
+        <w:tc>
+          <w:tcPr>
+            <w:tcW w:type="dxa" w:w="10206"/>
+            <w:vAlign w:val="top"/>
+            <w:shd w:fill="FFFFFF"/>
+            <w:tcBorders>
+              <w:top w:val="single" w:sz="6" w:color="71838D"/>
+              <w:left w:val="single" w:sz="6" w:color="71838D"/>
+              <w:bottom w:val="single" w:sz="6" w:color="71838D"/>
+              <w:right w:val="single" w:sz="6" w:color="71838D"/>
+            </w:tcBorders>
+            <w:tcMar>
+              <w:top w:w="115" w:type="dxa"/>
+              <w:bottom w:w="115" w:type="dxa"/>
+              <w:left w:w="115" w:type="dxa"/>
+              <w:right w:w="115" w:type="dxa"/>
+            </w:tcMar>
+          </w:tcPr>
+          <w:sdt>
+            <w:sdtPr>
+              <w:alias w:val="Anything they want left out?"/>
+              <w:tag w:val="leave_out"/>
+              <w:id w:val="119"/>
+              <w:text w:multiLine="1"/>
+            </w:sdtPr>
+            <w:sdtContent>
+              <w:p>
+                <w:pPr>
+                  <w:pStyle w:val="Answer"/>
+                </w:pPr>
+                <w:r>
+                  <w:rPr>
+                    <w:rFonts w:ascii="Frutiger LT Com 45 Light" w:hAnsi="Frutiger LT Com 45 Light"/>
+                    <w:sz w:val="28"/>
+                  </w:rPr>
+                  <w:t xml:space="preserve"> </w:t>
+                </w:r>
+              </w:p>
+            </w:sdtContent>
+          </w:sdt>
+        </w:tc>
+      </w:tr>
+    </w:tbl>
+    <w:p>
+      <w:pPr>
+        <w:spacing w:after="0" w:before="0" w:line="60" w:lineRule="exact"/>
+      </w:pPr>
+      <w:r>
+        <w:rPr>
+          <w:sz w:val="2"/>
+        </w:rPr>
+      </w:r>
+    </w:p>
+    <w:p>
+      <w:pPr>
+        <w:pStyle w:val="Heading1"/>
+        <w:pageBreakBefore/>
+        <w:spacing w:after="160"/>
+      </w:pPr>
+      <w:r>
+        <w:t>3 Agree next steps</w:t>
+      </w:r>
+    </w:p>
+    <w:p>
+      <w:pPr>
+        <w:spacing w:after="160"/>
+      </w:pPr>
+      <w:r>
+        <w:rPr>
+          <w:sz w:val="27"/>
+        </w:rPr>
+        <w:t>Share information, explore options or pass a request to the care team.</w:t>
+        <w:br/>
+        <w:t>The team handles any referral.</w:t>
+      </w:r>
+    </w:p>
+    <w:tbl>
+      <w:tblPr>
+        <w:tblW w:type="auto" w:w="0"/>
+        <w:tblLayout w:type="fixed"/>
+        <w:tblLook w:firstColumn="1" w:firstRow="1" w:lastColumn="0" w:lastRow="0" w:noHBand="0" w:noVBand="1" w:val="04A0"/>
+      </w:tblPr>
+      <w:tblGrid>
+        <w:gridCol w:w="6236"/>
+        <w:gridCol w:w="3969"/>
+      </w:tblGrid>
+      <w:tr>
+        <w:tc>
+          <w:tcPr>
+            <w:tcW w:type="dxa" w:w="5103"/>
+          </w:tcPr>
+          <w:p>
+            <w:pPr>
+              <w:keepNext/>
+              <w:spacing w:after="120"/>
+            </w:pPr>
+            <w:r>
+              <w:rPr>
+                <w:b/>
+                <w:sz w:val="32"/>
+              </w:rPr>
+              <w:t>What did we agree?</w:t>
+            </w:r>
+          </w:p>
+        </w:tc>
+        <w:tc>
+          <w:tcPr>
+            <w:tcW w:type="dxa" w:w="5103"/>
+          </w:tcPr>
+          <w:p>
+            <w:pPr>
+              <w:keepNext/>
+              <w:spacing w:after="120"/>
+            </w:pPr>
+            <w:r>
+              <w:rPr>
+                <w:b/>
+                <w:sz w:val="32"/>
+              </w:rPr>
+              <w:t>Who and when?</w:t>
+            </w:r>
+          </w:p>
+        </w:tc>
+      </w:tr>
+      <w:tr>
+        <w:trPr>
+          <w:trHeight w:val="1560" w:hRule="atLeast"/>
+        </w:trPr>
+        <w:tc>
+          <w:tcPr>
+            <w:tcW w:type="dxa" w:w="5103"/>
+            <w:vAlign w:val="top"/>
+            <w:shd w:fill="FFFFFF"/>
+            <w:tcBorders>
+              <w:top w:val="single" w:sz="6" w:color="71838D"/>
+              <w:left w:val="single" w:sz="6" w:color="71838D"/>
+              <w:bottom w:val="single" w:sz="6" w:color="71838D"/>
+              <w:right w:val="single" w:sz="6" w:color="71838D"/>
+            </w:tcBorders>
+            <w:tcMar>
+              <w:top w:w="115" w:type="dxa"/>
+              <w:bottom w:w="115" w:type="dxa"/>
+              <w:left w:w="115" w:type="dxa"/>
+              <w:right w:w="115" w:type="dxa"/>
+            </w:tcMar>
+          </w:tcPr>
+          <w:sdt>
+            <w:sdtPr>
+              <w:alias w:val="What did we agree?"/>
+              <w:tag w:val="agreed_next_steps"/>
+              <w:id w:val="120"/>
+              <w:text w:multiLine="1"/>
+            </w:sdtPr>
+            <w:sdtContent>
+              <w:p>
+                <w:pPr>
+                  <w:pStyle w:val="Answer"/>
+                </w:pPr>
+                <w:r>
+                  <w:rPr>
+                    <w:rFonts w:ascii="Frutiger LT Com 45 Light" w:hAnsi="Frutiger LT Com 45 Light"/>
+                    <w:sz w:val="28"/>
+                  </w:rPr>
+                  <w:t xml:space="preserve"> </w:t>
+                </w:r>
+              </w:p>
+            </w:sdtContent>
+          </w:sdt>
+        </w:tc>
+        <w:tc>
+          <w:tcPr>
+            <w:tcW w:type="dxa" w:w="5103"/>
+            <w:vAlign w:val="top"/>
+            <w:shd w:fill="FFFFFF"/>
+            <w:tcBorders>
+              <w:top w:val="single" w:sz="6" w:color="71838D"/>
+              <w:left w:val="single" w:sz="6" w:color="71838D"/>
+              <w:bottom w:val="single" w:sz="6" w:color="71838D"/>
+              <w:right w:val="single" w:sz="6" w:color="71838D"/>
+            </w:tcBorders>
+            <w:tcMar>
+              <w:top w:w="115" w:type="dxa"/>
+              <w:bottom w:w="115" w:type="dxa"/>
+              <w:left w:w="115" w:type="dxa"/>
+              <w:right w:w="115" w:type="dxa"/>
+            </w:tcMar>
+          </w:tcPr>
+          <w:sdt>
+            <w:sdtPr>
+              <w:alias w:val="Who and when?"/>
+              <w:tag w:val="owner_and_time"/>
+              <w:id w:val="121"/>
+              <w:text w:multiLine="1"/>
+            </w:sdtPr>
+            <w:sdtContent>
+              <w:p>
+                <w:pPr>
+                  <w:pStyle w:val="Answer"/>
+                </w:pPr>
+                <w:r>
+                  <w:rPr>
+                    <w:rFonts w:ascii="Frutiger LT Com 45 Light" w:hAnsi="Frutiger LT Com 45 Light"/>
+                    <w:sz w:val="28"/>
+                  </w:rPr>
+                  <w:t xml:space="preserve"> </w:t>
+                </w:r>
+              </w:p>
+            </w:sdtContent>
+          </w:sdt>
+        </w:tc>
+      </w:tr>
+    </w:tbl>
+    <w:p>
+      <w:pPr>
+        <w:spacing w:after="0" w:before="0" w:line="60" w:lineRule="exact"/>
+      </w:pPr>
+      <w:r>
+        <w:rPr>
+          <w:sz w:val="2"/>
+        </w:rPr>
+      </w:r>
+    </w:p>
+    <w:p>
+      <w:pPr>
+        <w:pStyle w:val="Heading2"/>
+        <w:spacing w:after="100"/>
+      </w:pPr>
+      <w:r>
+        <w:t>Another call?</w:t>
+      </w:r>
+    </w:p>
+    <w:p>
+      <w:pPr>
+        <w:spacing w:after="140"/>
+      </w:pPr>
+      <w:r/>
+      <w:sdt>
+        <w:sdtPr>
+          <w:id w:val="122"/>
+          <w:alias w:val="Yes"/>
+          <w:tag w:val="another_call_0"/>
+          <w14:checkbox>
+            <w14:checked w14:val="0"/>
+            <w14:checkedState w14:val="2611" w14:font="DejaVu Sans"/>
+            <w14:uncheckedState w14:val="2610" w14:font="DejaVu Sans"/>
+          </w14:checkbox>
+        </w:sdtPr>
+        <w:sdtContent>
+          <w:r>
+            <w:rPr>
+              <w:rFonts w:ascii="DejaVu Sans" w:hAnsi="DejaVu Sans" w:eastAsia="DejaVu Sans" w:cs="DejaVu Sans"/>
+              <w:sz w:val="28"/>
+              <w:color w:val="172C38"/>
+              <w:shd w:fill="FFFFFF"/>
+            </w:rPr>
+            <w:t>☐</w:t>
+          </w:r>
+        </w:sdtContent>
+      </w:sdt>
+      <w:r>
+        <w:t xml:space="preserve"> Yes     </w:t>
+      </w:r>
+      <w:sdt>
+        <w:sdtPr>
+          <w:id w:val="123"/>
+          <w:alias w:val="No"/>
+          <w:tag w:val="another_call_1"/>
+          <w14:checkbox>
+            <w14:checked w14:val="0"/>
+            <w14:checkedState w14:val="2611" w14:font="DejaVu Sans"/>
+            <w14:uncheckedState w14:val="2610" w14:font="DejaVu Sans"/>
+          </w14:checkbox>
+        </w:sdtPr>
+        <w:sdtContent>
+          <w:r>
+            <w:rPr>
+              <w:rFonts w:ascii="DejaVu Sans" w:hAnsi="DejaVu Sans" w:eastAsia="DejaVu Sans" w:cs="DejaVu Sans"/>
+              <w:sz w:val="28"/>
+              <w:color w:val="172C38"/>
+              <w:shd w:fill="FFFFFF"/>
+            </w:rPr>
+            <w:t>☐</w:t>
+          </w:r>
+        </w:sdtContent>
+      </w:sdt>
+      <w:r>
+        <w:t xml:space="preserve"> No     </w:t>
+      </w:r>
+      <w:sdt>
+        <w:sdtPr>
+          <w:id w:val="124"/>
+          <w:alias w:val="Not asked"/>
+          <w:tag w:val="another_call_2"/>
+          <w14:checkbox>
+            <w14:checked w14:val="0"/>
+            <w14:checkedState w14:val="2611" w14:font="DejaVu Sans"/>
+            <w14:uncheckedState w14:val="2610" w14:font="DejaVu Sans"/>
+          </w14:checkbox>
+        </w:sdtPr>
+        <w:sdtContent>
+          <w:r>
+            <w:rPr>
+              <w:rFonts w:ascii="DejaVu Sans" w:hAnsi="DejaVu Sans" w:eastAsia="DejaVu Sans" w:cs="DejaVu Sans"/>
+              <w:sz w:val="28"/>
+              <w:color w:val="172C38"/>
+              <w:shd w:fill="FFFFFF"/>
+            </w:rPr>
+            <w:t>☐</w:t>
+          </w:r>
+        </w:sdtContent>
+      </w:sdt>
+      <w:r>
+        <w:t xml:space="preserve"> Not asked     </w:t>
+      </w:r>
+    </w:p>
+    <w:p>
+      <w:pPr>
+        <w:spacing w:after="60"/>
+      </w:pPr>
+      <w:r>
+        <w:rPr>
+          <w:sz w:val="26"/>
+        </w:rPr>
+        <w:t>If yes, add its purpose and time in the boxes above.</w:t>
+      </w:r>
+    </w:p>
+    <w:p>
+      <w:pPr>
+        <w:pStyle w:val="Heading2"/>
+        <w:spacing w:after="100"/>
+      </w:pPr>
+      <w:r>
+        <w:t>Any concern that needs help?</w:t>
       </w:r>
     </w:p>
     <w:p>
       <w:pPr>
         <w:keepNext/>
+        <w:spacing w:after="100"/>
       </w:pPr>
       <w:r>
         <w:rPr>
-          <w:b/>
+          <w:sz w:val="27"/>
         </w:rPr>
-        <w:t>How has it been since you left hospital?</w:t>
-      </w:r>
-    </w:p>
-    <w:p>
-      <w:pPr>
-        <w:keepNext w:val="0"/>
-        <w:keepLines/>
-        <w:spacing w:after="100"/>
-        <w:shd w:fill="F2F5F6" w:val="clear"/>
-      </w:pPr>
-      <w:r/>
-      <w:sdt>
-        <w:sdtPr>
-          <w:alias w:val="How has it been since you left hospital?"/>
-          <w:tag w:val="call_service_1101"/>
-          <w:id w:val="1101"/>
-          <w:text w:multiLine="1"/>
-        </w:sdtPr>
-        <w:sdtContent>
-          <w:r>
-            <w:rPr>
-              <w:rFonts w:ascii="Arial" w:hAnsi="Arial"/>
-              <w:sz w:val="22"/>
-              <w:color w:val="47545B"/>
-              <w:shd w:fill="F2F5F6" w:val="clear"/>
-            </w:rPr>
-            <w:t xml:space="preserve">Short notes</w:t>
-            <w:br/>
-            <w:t> </w:t>
-          </w:r>
-        </w:sdtContent>
-      </w:sdt>
-    </w:p>
-    <w:p>
-      <w:pPr>
-        <w:keepNext/>
-      </w:pPr>
-      <w:r>
-        <w:rPr>
-          <w:b/>
-        </w:rPr>
-        <w:t>What helped you get ready to leave?</w:t>
-      </w:r>
-    </w:p>
-    <w:p>
-      <w:pPr>
-        <w:keepNext w:val="0"/>
-        <w:keepLines/>
-        <w:spacing w:after="100"/>
-        <w:shd w:fill="F2F5F6" w:val="clear"/>
-      </w:pPr>
-      <w:r/>
-      <w:sdt>
-        <w:sdtPr>
-          <w:alias w:val="What helped you get ready to leave?"/>
-          <w:tag w:val="call_service_1102"/>
-          <w:id w:val="1102"/>
-          <w:text w:multiLine="1"/>
-        </w:sdtPr>
-        <w:sdtContent>
-          <w:r>
-            <w:rPr>
-              <w:rFonts w:ascii="Arial" w:hAnsi="Arial"/>
-              <w:sz w:val="22"/>
-              <w:color w:val="47545B"/>
-              <w:shd w:fill="F2F5F6" w:val="clear"/>
-            </w:rPr>
-            <w:t xml:space="preserve">Short notes</w:t>
-            <w:br/>
-            <w:t> </w:t>
-          </w:r>
-        </w:sdtContent>
-      </w:sdt>
-    </w:p>
-    <w:p>
-      <w:pPr>
-        <w:keepNext/>
-      </w:pPr>
-      <w:r>
-        <w:rPr>
-          <w:b/>
-        </w:rPr>
-        <w:t>What was difficult or could have been better?</w:t>
-      </w:r>
-    </w:p>
-    <w:p>
-      <w:pPr>
-        <w:keepNext w:val="0"/>
-        <w:keepLines/>
-        <w:spacing w:after="100"/>
-        <w:shd w:fill="F2F5F6" w:val="clear"/>
-      </w:pPr>
-      <w:r/>
-      <w:sdt>
-        <w:sdtPr>
-          <w:alias w:val="What was difficult or could have been better?"/>
-          <w:tag w:val="call_service_1103"/>
-          <w:id w:val="1103"/>
-          <w:text w:multiLine="1"/>
-        </w:sdtPr>
-        <w:sdtContent>
-          <w:r>
-            <w:rPr>
-              <w:rFonts w:ascii="Arial" w:hAnsi="Arial"/>
-              <w:sz w:val="22"/>
-              <w:color w:val="47545B"/>
-              <w:shd w:fill="F2F5F6" w:val="clear"/>
-            </w:rPr>
-            <w:t xml:space="preserve">Short notes</w:t>
-            <w:br/>
-            <w:t> </w:t>
-          </w:r>
-        </w:sdtContent>
-      </w:sdt>
-    </w:p>
-    <w:p>
-      <w:pPr>
-        <w:keepNext/>
-      </w:pPr>
-      <w:r>
-        <w:rPr>
-          <w:b/>
-        </w:rPr>
-        <w:t>Are your next steps clear?</w:t>
-      </w:r>
-    </w:p>
-    <w:p>
-      <w:pPr>
-        <w:keepNext w:val="0"/>
-        <w:keepLines/>
-        <w:spacing w:after="100"/>
-        <w:shd w:fill="F2F5F6" w:val="clear"/>
-      </w:pPr>
-      <w:r/>
-      <w:sdt>
-        <w:sdtPr>
-          <w:alias w:val="Are your next steps clear?"/>
-          <w:tag w:val="call_service_1104"/>
-          <w:id w:val="1104"/>
-          <w:text w:multiLine="1"/>
-        </w:sdtPr>
-        <w:sdtContent>
-          <w:r>
-            <w:rPr>
-              <w:rFonts w:ascii="Arial" w:hAnsi="Arial"/>
-              <w:sz w:val="22"/>
-              <w:color w:val="47545B"/>
-              <w:shd w:fill="F2F5F6" w:val="clear"/>
-            </w:rPr>
-            <w:t xml:space="preserve">Short notes</w:t>
-            <w:br/>
-            <w:t> </w:t>
-          </w:r>
-        </w:sdtContent>
-      </w:sdt>
-    </w:p>
-    <w:p>
-      <w:pPr>
-        <w:keepNext/>
-      </w:pPr>
-      <w:r>
-        <w:rPr>
-          <w:b/>
-        </w:rPr>
-        <w:t>Do you know who to contact if you need help?</w:t>
-      </w:r>
-    </w:p>
-    <w:p>
-      <w:pPr>
-        <w:keepNext w:val="0"/>
-        <w:keepLines/>
-        <w:spacing w:after="100"/>
-        <w:shd w:fill="F2F5F6" w:val="clear"/>
-      </w:pPr>
-      <w:r/>
-      <w:sdt>
-        <w:sdtPr>
-          <w:alias w:val="Do you know who to contact if you need help?"/>
-          <w:tag w:val="call_service_1105"/>
-          <w:id w:val="1105"/>
-          <w:text w:multiLine="1"/>
-        </w:sdtPr>
-        <w:sdtContent>
-          <w:r>
-            <w:rPr>
-              <w:rFonts w:ascii="Arial" w:hAnsi="Arial"/>
-              <w:sz w:val="22"/>
-              <w:color w:val="47545B"/>
-              <w:shd w:fill="F2F5F6" w:val="clear"/>
-            </w:rPr>
-            <w:t xml:space="preserve">Short notes</w:t>
-            <w:br/>
-            <w:t> </w:t>
-          </w:r>
-        </w:sdtContent>
-      </w:sdt>
-    </w:p>
-    <w:p>
-      <w:pPr>
-        <w:keepNext/>
-      </w:pPr>
-      <w:r>
-        <w:rPr>
-          <w:b/>
-        </w:rPr>
-        <w:t>Is there any support you would like to explore?</w:t>
-      </w:r>
-    </w:p>
-    <w:p>
-      <w:pPr>
-        <w:keepNext w:val="0"/>
-        <w:keepLines/>
-        <w:spacing w:after="100"/>
-        <w:shd w:fill="F2F5F6" w:val="clear"/>
-      </w:pPr>
-      <w:r/>
-      <w:sdt>
-        <w:sdtPr>
-          <w:alias w:val="Is there any support you would like to explore?"/>
-          <w:tag w:val="call_service_1106"/>
-          <w:id w:val="1106"/>
-          <w:text w:multiLine="1"/>
-        </w:sdtPr>
-        <w:sdtContent>
-          <w:r>
-            <w:rPr>
-              <w:rFonts w:ascii="Arial" w:hAnsi="Arial"/>
-              <w:sz w:val="22"/>
-              <w:color w:val="47545B"/>
-              <w:shd w:fill="F2F5F6" w:val="clear"/>
-            </w:rPr>
-            <w:t xml:space="preserve">Short notes</w:t>
-            <w:br/>
-            <w:t> </w:t>
-          </w:r>
-        </w:sdtContent>
-      </w:sdt>
-    </w:p>
-    <w:p>
-      <w:pPr>
-        <w:keepNext/>
-      </w:pPr>
-      <w:r>
-        <w:rPr>
-          <w:b/>
-        </w:rPr>
-        <w:t>What would you like the ward to know?</w:t>
-      </w:r>
-    </w:p>
-    <w:p>
-      <w:pPr>
-        <w:keepNext w:val="0"/>
-        <w:keepLines/>
-        <w:spacing w:after="100"/>
-        <w:shd w:fill="F2F5F6" w:val="clear"/>
-      </w:pPr>
-      <w:r/>
-      <w:sdt>
-        <w:sdtPr>
-          <w:alias w:val="What would you like the ward to know?"/>
-          <w:tag w:val="call_service_1107"/>
-          <w:id w:val="1107"/>
-          <w:text w:multiLine="1"/>
-        </w:sdtPr>
-        <w:sdtContent>
-          <w:r>
-            <w:rPr>
-              <w:rFonts w:ascii="Arial" w:hAnsi="Arial"/>
-              <w:sz w:val="22"/>
-              <w:color w:val="47545B"/>
-              <w:shd w:fill="F2F5F6" w:val="clear"/>
-            </w:rPr>
-            <w:t xml:space="preserve">Short notes</w:t>
-            <w:br/>
-            <w:t> </w:t>
-          </w:r>
-        </w:sdtContent>
-      </w:sdt>
-    </w:p>
-    <w:p>
-      <w:pPr>
-        <w:keepNext w:val="0"/>
-      </w:pPr>
-      <w:r>
-        <w:rPr>
-          <w:b/>
-        </w:rPr>
-        <w:t>“May we use an anonymous summary of these answers to improve support?”</w:t>
+        <w:t>For urgent concerns, use the clinical or safeguarding route now.</w:t>
+        <w:br/>
+        <w:t>Use the backup contact if no one accepts the handover.</w:t>
       </w:r>
     </w:p>
     <w:p>
       <w:pPr>
         <w:keepNext/>
+        <w:spacing w:after="100"/>
+      </w:pPr>
+      <w:r>
+        <w:rPr>
+          <w:sz w:val="27"/>
+        </w:rPr>
+        <w:t>Note the concern, who accepted the handover, when and what was agreed.</w:t>
+      </w:r>
+    </w:p>
+    <w:tbl>
+      <w:tblPr>
+        <w:tblW w:type="auto" w:w="0"/>
+        <w:tblLayout w:type="fixed"/>
+        <w:tblLook w:firstColumn="1" w:firstRow="1" w:lastColumn="0" w:lastRow="0" w:noHBand="0" w:noVBand="1" w:val="04A0"/>
+      </w:tblPr>
+      <w:tblGrid>
+        <w:gridCol w:w="10205"/>
+      </w:tblGrid>
+      <w:tr>
+        <w:trPr>
+          <w:trHeight w:val="1240" w:hRule="atLeast"/>
+        </w:trPr>
+        <w:tc>
+          <w:tcPr>
+            <w:tcW w:type="dxa" w:w="10206"/>
+            <w:vAlign w:val="top"/>
+            <w:shd w:fill="FFFFFF"/>
+            <w:tcBorders>
+              <w:top w:val="single" w:sz="6" w:color="71838D"/>
+              <w:left w:val="single" w:sz="6" w:color="71838D"/>
+              <w:bottom w:val="single" w:sz="6" w:color="71838D"/>
+              <w:right w:val="single" w:sz="6" w:color="71838D"/>
+            </w:tcBorders>
+            <w:tcMar>
+              <w:top w:w="115" w:type="dxa"/>
+              <w:bottom w:w="115" w:type="dxa"/>
+              <w:left w:w="115" w:type="dxa"/>
+              <w:right w:w="115" w:type="dxa"/>
+            </w:tcMar>
+          </w:tcPr>
+          <w:sdt>
+            <w:sdtPr>
+              <w:alias w:val="Concern and who accepted the handover"/>
+              <w:tag w:val="concern_and_handover"/>
+              <w:id w:val="125"/>
+              <w:text w:multiLine="1"/>
+            </w:sdtPr>
+            <w:sdtContent>
+              <w:p>
+                <w:pPr>
+                  <w:pStyle w:val="Answer"/>
+                </w:pPr>
+                <w:r>
+                  <w:rPr>
+                    <w:rFonts w:ascii="Frutiger LT Com 45 Light" w:hAnsi="Frutiger LT Com 45 Light"/>
+                    <w:sz w:val="28"/>
+                  </w:rPr>
+                  <w:t xml:space="preserve"> </w:t>
+                </w:r>
+              </w:p>
+            </w:sdtContent>
+          </w:sdt>
+        </w:tc>
+      </w:tr>
+    </w:tbl>
+    <w:p>
+      <w:pPr>
+        <w:spacing w:after="0" w:before="0" w:line="60" w:lineRule="exact"/>
+      </w:pPr>
+      <w:r>
+        <w:rPr>
+          <w:sz w:val="2"/>
+        </w:rPr>
+      </w:r>
+    </w:p>
+    <w:p>
+      <w:pPr>
+        <w:pStyle w:val="Heading1"/>
+        <w:spacing w:after="140"/>
+      </w:pPr>
+      <w:r>
+        <w:t>4 Record and save</w:t>
+      </w:r>
+    </w:p>
+    <w:p>
+      <w:pPr>
+        <w:spacing w:after="80"/>
       </w:pPr>
       <w:r/>
-      <w:r>
-        <w:rPr>
-          <w:b/>
-        </w:rPr>
-        <w:t xml:space="preserve">Their choice  </w:t>
-      </w:r>
       <w:sdt>
         <w:sdtPr>
-          <w:alias w:val="Their choice — Yes"/>
-          <w:tag w:val="call_service_1007"/>
-          <w:id w:val="1007"/>
+          <w:id w:val="126"/>
+          <w:alias w:val="Completed"/>
+          <w:tag w:val="outcome_0"/>
           <w14:checkbox>
             <w14:checked w14:val="0"/>
-            <w14:checkedState w14:val="2612" w14:font="Segoe UI Symbol"/>
-            <w14:uncheckedState w14:val="2610" w14:font="Segoe UI Symbol"/>
+            <w14:checkedState w14:val="2611" w14:font="DejaVu Sans"/>
+            <w14:uncheckedState w14:val="2610" w14:font="DejaVu Sans"/>
           </w14:checkbox>
         </w:sdtPr>
         <w:sdtContent>
           <w:r>
             <w:rPr>
-              <w:rFonts w:ascii="Arial" w:hAnsi="Arial"/>
-              <w:sz w:val="22"/>
+              <w:rFonts w:ascii="DejaVu Sans" w:hAnsi="DejaVu Sans" w:eastAsia="DejaVu Sans" w:cs="DejaVu Sans"/>
+              <w:sz w:val="28"/>
+              <w:color w:val="172C38"/>
+              <w:shd w:fill="FFFFFF"/>
             </w:rPr>
-            <w:t xml:space="preserve">☐</w:t>
+            <w:t>☐</w:t>
           </w:r>
         </w:sdtContent>
       </w:sdt>
       <w:r>
-        <w:t xml:space="preserve"> Yes</w:t>
-      </w:r>
-      <w:r>
-        <w:t xml:space="preserve">   </w:t>
+        <w:t xml:space="preserve"> Completed     </w:t>
       </w:r>
       <w:sdt>
         <w:sdtPr>
-          <w:alias w:val="Their choice — No"/>
-          <w:tag w:val="call_service_1008"/>
-          <w:id w:val="1008"/>
+          <w:id w:val="127"/>
+          <w:alias w:val="Partly completed"/>
+          <w:tag w:val="outcome_1"/>
           <w14:checkbox>
             <w14:checked w14:val="0"/>
-            <w14:checkedState w14:val="2612" w14:font="Segoe UI Symbol"/>
-            <w14:uncheckedState w14:val="2610" w14:font="Segoe UI Symbol"/>
+            <w14:checkedState w14:val="2611" w14:font="DejaVu Sans"/>
+            <w14:uncheckedState w14:val="2610" w14:font="DejaVu Sans"/>
           </w14:checkbox>
         </w:sdtPr>
         <w:sdtContent>
           <w:r>
             <w:rPr>
-              <w:rFonts w:ascii="Arial" w:hAnsi="Arial"/>
-              <w:sz w:val="22"/>
+              <w:rFonts w:ascii="DejaVu Sans" w:hAnsi="DejaVu Sans" w:eastAsia="DejaVu Sans" w:cs="DejaVu Sans"/>
+              <w:sz w:val="28"/>
+              <w:color w:val="172C38"/>
+              <w:shd w:fill="FFFFFF"/>
             </w:rPr>
-            <w:t xml:space="preserve">☐</w:t>
+            <w:t>☐</w:t>
           </w:r>
         </w:sdtContent>
       </w:sdt>
       <w:r>
-        <w:t xml:space="preserve"> No</w:t>
-      </w:r>
-      <w:r>
-        <w:t xml:space="preserve">   </w:t>
+        <w:t xml:space="preserve"> Partly completed     </w:t>
       </w:r>
       <w:sdt>
         <w:sdtPr>
-          <w:alias w:val="Their choice — Not asked"/>
-          <w:tag w:val="call_service_1009"/>
-          <w:id w:val="1009"/>
+          <w:id w:val="128"/>
+          <w:alias w:val="No answer"/>
+          <w:tag w:val="outcome_2"/>
           <w14:checkbox>
             <w14:checked w14:val="0"/>
-            <w14:checkedState w14:val="2612" w14:font="Segoe UI Symbol"/>
-            <w14:uncheckedState w14:val="2610" w14:font="Segoe UI Symbol"/>
+            <w14:checkedState w14:val="2611" w14:font="DejaVu Sans"/>
+            <w14:uncheckedState w14:val="2610" w14:font="DejaVu Sans"/>
           </w14:checkbox>
         </w:sdtPr>
         <w:sdtContent>
           <w:r>
             <w:rPr>
-              <w:rFonts w:ascii="Arial" w:hAnsi="Arial"/>
-              <w:sz w:val="22"/>
+              <w:rFonts w:ascii="DejaVu Sans" w:hAnsi="DejaVu Sans" w:eastAsia="DejaVu Sans" w:cs="DejaVu Sans"/>
+              <w:sz w:val="28"/>
+              <w:color w:val="172C38"/>
+              <w:shd w:fill="FFFFFF"/>
             </w:rPr>
-            <w:t xml:space="preserve">☐</w:t>
+            <w:t>☐</w:t>
           </w:r>
         </w:sdtContent>
       </w:sdt>
       <w:r>
-        <w:t xml:space="preserve"> Not asked</w:t>
+        <w:t xml:space="preserve"> No answer     </w:t>
       </w:r>
     </w:p>
     <w:p>
       <w:pPr>
-        <w:keepNext w:val="0"/>
+        <w:spacing w:after="140"/>
       </w:pPr>
       <w:r/>
-      <w:r>
-        <w:rPr>
-          <w:b/>
-        </w:rPr>
-        <w:t xml:space="preserve">Anything they want left out?  </w:t>
-      </w:r>
       <w:sdt>
         <w:sdtPr>
-          <w:alias w:val="Anything they want left out?"/>
-          <w:tag w:val="call_service_1010"/>
-          <w:id w:val="1010"/>
-          <w:text w:multiLine="1"/>
+          <w:id w:val="129"/>
+          <w:alias w:val="Declined"/>
+          <w:tag w:val="outcome_3"/>
+          <w14:checkbox>
+            <w14:checked w14:val="0"/>
+            <w14:checkedState w14:val="2611" w14:font="DejaVu Sans"/>
+            <w14:uncheckedState w14:val="2610" w14:font="DejaVu Sans"/>
+          </w14:checkbox>
         </w:sdtPr>
         <w:sdtContent>
           <w:r>
             <w:rPr>
-              <w:rFonts w:ascii="Arial" w:hAnsi="Arial"/>
-              <w:sz w:val="22"/>
-              <w:color w:val="47545B"/>
-              <w:shd w:fill="F2F5F6" w:val="clear"/>
+              <w:rFonts w:ascii="DejaVu Sans" w:hAnsi="DejaVu Sans" w:eastAsia="DejaVu Sans" w:cs="DejaVu Sans"/>
+              <w:sz w:val="28"/>
+              <w:color w:val="172C38"/>
+              <w:shd w:fill="FFFFFF"/>
             </w:rPr>
-            <w:t xml:space="preserve">Only if needed</w:t>
+            <w:t>☐</w:t>
           </w:r>
         </w:sdtContent>
       </w:sdt>
-    </w:p>
-    <w:p>
-      <w:pPr>
-        <w:keepNext w:val="0"/>
-      </w:pPr>
       <w:r>
-        <w:rPr>
-          <w:sz w:val="19"/>
-        </w:rPr>
-        <w:t>Saying no does not affect support. This does not give permission for a public quotation.</w:t>
+        <w:t xml:space="preserve"> Declined     </w:t>
       </w:r>
-    </w:p>
-    <w:p>
+      <w:sdt>
+        <w:sdtPr>
+          <w:id w:val="130"/>
+          <w:alias w:val="Rearranged"/>
+          <w:tag w:val="outcome_4"/>
+          <w14:checkbox>
+            <w14:checked w14:val="0"/>
+            <w14:checkedState w14:val="2611" w14:font="DejaVu Sans"/>
+            <w14:uncheckedState w14:val="2610" w14:font="DejaVu Sans"/>
+          </w14:checkbox>
+        </w:sdtPr>
+        <w:sdtContent>
+          <w:r>
+            <w:rPr>
+              <w:rFonts w:ascii="DejaVu Sans" w:hAnsi="DejaVu Sans" w:eastAsia="DejaVu Sans" w:cs="DejaVu Sans"/>
+              <w:sz w:val="28"/>
+              <w:color w:val="172C38"/>
+              <w:shd w:fill="FFFFFF"/>
+            </w:rPr>
+            <w:t>☐</w:t>
+          </w:r>
+        </w:sdtContent>
+      </w:sdt>
       <w:r>
-        <w:br w:type="page"/>
+        <w:t xml:space="preserve"> Rearranged     </w:t>
+      </w:r>
+      <w:sdt>
+        <w:sdtPr>
+          <w:id w:val="131"/>
+          <w:alias w:val="Could not continue"/>
+          <w:tag w:val="outcome_5"/>
+          <w14:checkbox>
+            <w14:checked w14:val="0"/>
+            <w14:checkedState w14:val="2611" w14:font="DejaVu Sans"/>
+            <w14:uncheckedState w14:val="2610" w14:font="DejaVu Sans"/>
+          </w14:checkbox>
+        </w:sdtPr>
+        <w:sdtContent>
+          <w:r>
+            <w:rPr>
+              <w:rFonts w:ascii="DejaVu Sans" w:hAnsi="DejaVu Sans" w:eastAsia="DejaVu Sans" w:cs="DejaVu Sans"/>
+              <w:sz w:val="28"/>
+              <w:color w:val="172C38"/>
+              <w:shd w:fill="FFFFFF"/>
+            </w:rPr>
+            <w:t>☐</w:t>
+          </w:r>
+        </w:sdtContent>
+      </w:sdt>
+      <w:r>
+        <w:t xml:space="preserve"> Could not continue     </w:t>
       </w:r>
     </w:p>
     <w:p>
       <w:pPr>
-        <w:pStyle w:val="Heading1"/>
-        <w:keepNext/>
+        <w:spacing w:after="60"/>
       </w:pPr>
       <w:r>
-        <w:t>Finish the call</w:t>
+        <w:rPr>
+          <w:sz w:val="26"/>
+        </w:rPr>
+        <w:t>If no answer or unable to continue, follow the handover plan.</w:t>
+        <w:br/>
+        <w:t>No answer does not confirm safety.</w:t>
       </w:r>
     </w:p>
     <w:p>
       <w:pPr>
         <w:pStyle w:val="Heading2"/>
-        <w:keepNext/>
+        <w:spacing w:after="120"/>
       </w:pPr>
       <w:r>
-        <w:t>3 Agree any next steps</w:t>
+        <w:t>If unfinished, note the next attempt or action.</w:t>
+      </w:r>
+    </w:p>
+    <w:tbl>
+      <w:tblPr>
+        <w:tblW w:type="auto" w:w="0"/>
+        <w:jc w:val="left"/>
+        <w:tblLayout w:type="fixed"/>
+        <w:tblLook w:firstColumn="1" w:firstRow="1" w:lastColumn="0" w:lastRow="0" w:noHBand="0" w:noVBand="1" w:val="04A0"/>
+      </w:tblPr>
+      <w:tblGrid>
+        <w:gridCol w:w="10205"/>
+      </w:tblGrid>
+      <w:tr>
+        <w:trPr>
+          <w:trHeight w:val="980" w:hRule="atLeast"/>
+        </w:trPr>
+        <w:tc>
+          <w:tcPr>
+            <w:tcW w:type="dxa" w:w="10206"/>
+            <w:vAlign w:val="top"/>
+            <w:shd w:fill="FFFFFF"/>
+            <w:tcBorders>
+              <w:top w:val="single" w:sz="6" w:color="71838D"/>
+              <w:left w:val="single" w:sz="6" w:color="71838D"/>
+              <w:bottom w:val="single" w:sz="6" w:color="71838D"/>
+              <w:right w:val="single" w:sz="6" w:color="71838D"/>
+            </w:tcBorders>
+            <w:tcMar>
+              <w:top w:w="115" w:type="dxa"/>
+              <w:bottom w:w="115" w:type="dxa"/>
+              <w:left w:w="115" w:type="dxa"/>
+              <w:right w:w="115" w:type="dxa"/>
+            </w:tcMar>
+          </w:tcPr>
+          <w:sdt>
+            <w:sdtPr>
+              <w:alias w:val="If unfinished, note the next attempt or action."/>
+              <w:tag w:val="unfinished_next_attempt"/>
+              <w:id w:val="132"/>
+              <w:text w:multiLine="1"/>
+            </w:sdtPr>
+            <w:sdtContent>
+              <w:p>
+                <w:pPr>
+                  <w:pStyle w:val="Answer"/>
+                </w:pPr>
+                <w:r>
+                  <w:rPr>
+                    <w:rFonts w:ascii="Frutiger LT Com 45 Light" w:hAnsi="Frutiger LT Com 45 Light"/>
+                    <w:sz w:val="28"/>
+                  </w:rPr>
+                  <w:t xml:space="preserve"> </w:t>
+                </w:r>
+              </w:p>
+            </w:sdtContent>
+          </w:sdt>
+        </w:tc>
+      </w:tr>
+    </w:tbl>
+    <w:p>
+      <w:pPr>
+        <w:spacing w:after="0" w:before="0" w:line="60" w:lineRule="exact"/>
+      </w:pPr>
+      <w:r>
+        <w:rPr>
+          <w:sz w:val="2"/>
+        </w:rPr>
       </w:r>
     </w:p>
     <w:p>
       <w:pPr>
-        <w:keepNext w:val="0"/>
-      </w:pPr>
-      <w:r>
-        <w:t>You can share information, look at options together or pass a request to the care team. The team or service handles any referral needed.</w:t>
-      </w:r>
-    </w:p>
-    <w:p>
-      <w:pPr>
-        <w:keepNext/>
+        <w:spacing w:after="0"/>
       </w:pPr>
       <w:r>
         <w:rPr>
-          <w:b/>
+          <w:sz w:val="26"/>
         </w:rPr>
-        <w:t>What did we agree?</w:t>
-      </w:r>
-    </w:p>
-    <w:p>
-      <w:pPr>
-        <w:keepNext w:val="0"/>
-        <w:keepLines/>
-        <w:spacing w:after="100"/>
-        <w:shd w:fill="F2F5F6" w:val="clear"/>
-      </w:pPr>
-      <w:r/>
-      <w:sdt>
-        <w:sdtPr>
-          <w:alias w:val="What did we agree?"/>
-          <w:tag w:val="call_service_1011"/>
-          <w:id w:val="1011"/>
-          <w:text w:multiLine="1"/>
-        </w:sdtPr>
-        <w:sdtContent>
-          <w:r>
-            <w:rPr>
-              <w:rFonts w:ascii="Arial" w:hAnsi="Arial"/>
-              <w:sz w:val="22"/>
-              <w:color w:val="47545B"/>
-              <w:shd w:fill="F2F5F6" w:val="clear"/>
-            </w:rPr>
-            <w:t xml:space="preserve">Include who will do it and when, or No further action</w:t>
-            <w:br/>
-            <w:t> </w:t>
-            <w:br/>
-            <w:t> </w:t>
-          </w:r>
-        </w:sdtContent>
-      </w:sdt>
-    </w:p>
-    <w:p>
-      <w:pPr>
-        <w:keepNext/>
-      </w:pPr>
-      <w:r/>
-      <w:r>
-        <w:rPr>
-          <w:b/>
-        </w:rPr>
-        <w:t xml:space="preserve">Do they want another call?  </w:t>
-      </w:r>
-      <w:sdt>
-        <w:sdtPr>
-          <w:alias w:val="Do they want another call? — Yes"/>
-          <w:tag w:val="call_service_1012"/>
-          <w:id w:val="1012"/>
-          <w14:checkbox>
-            <w14:checked w14:val="0"/>
-            <w14:checkedState w14:val="2612" w14:font="Segoe UI Symbol"/>
-            <w14:uncheckedState w14:val="2610" w14:font="Segoe UI Symbol"/>
-          </w14:checkbox>
-        </w:sdtPr>
-        <w:sdtContent>
-          <w:r>
-            <w:rPr>
-              <w:rFonts w:ascii="Arial" w:hAnsi="Arial"/>
-              <w:sz w:val="22"/>
-            </w:rPr>
-            <w:t xml:space="preserve">☐</w:t>
-          </w:r>
-        </w:sdtContent>
-      </w:sdt>
-      <w:r>
-        <w:t xml:space="preserve"> Yes</w:t>
-      </w:r>
-      <w:r>
-        <w:t xml:space="preserve">   </w:t>
-      </w:r>
-      <w:sdt>
-        <w:sdtPr>
-          <w:alias w:val="Do they want another call? — No"/>
-          <w:tag w:val="call_service_1013"/>
-          <w:id w:val="1013"/>
-          <w14:checkbox>
-            <w14:checked w14:val="0"/>
-            <w14:checkedState w14:val="2612" w14:font="Segoe UI Symbol"/>
-            <w14:uncheckedState w14:val="2610" w14:font="Segoe UI Symbol"/>
-          </w14:checkbox>
-        </w:sdtPr>
-        <w:sdtContent>
-          <w:r>
-            <w:rPr>
-              <w:rFonts w:ascii="Arial" w:hAnsi="Arial"/>
-              <w:sz w:val="22"/>
-            </w:rPr>
-            <w:t xml:space="preserve">☐</w:t>
-          </w:r>
-        </w:sdtContent>
-      </w:sdt>
-      <w:r>
-        <w:t xml:space="preserve"> No</w:t>
-      </w:r>
-      <w:r>
-        <w:t xml:space="preserve">   </w:t>
-      </w:r>
-      <w:sdt>
-        <w:sdtPr>
-          <w:alias w:val="Do they want another call? — Not asked"/>
-          <w:tag w:val="call_service_1014"/>
-          <w:id w:val="1014"/>
-          <w14:checkbox>
-            <w14:checked w14:val="0"/>
-            <w14:checkedState w14:val="2612" w14:font="Segoe UI Symbol"/>
-            <w14:uncheckedState w14:val="2610" w14:font="Segoe UI Symbol"/>
-          </w14:checkbox>
-        </w:sdtPr>
-        <w:sdtContent>
-          <w:r>
-            <w:rPr>
-              <w:rFonts w:ascii="Arial" w:hAnsi="Arial"/>
-              <w:sz w:val="22"/>
-            </w:rPr>
-            <w:t xml:space="preserve">☐</w:t>
-          </w:r>
-        </w:sdtContent>
-      </w:sdt>
-      <w:r>
-        <w:t xml:space="preserve"> Not asked</w:t>
-      </w:r>
-    </w:p>
-    <w:p>
-      <w:pPr>
-        <w:keepNext/>
-      </w:pPr>
-      <w:r>
-        <w:rPr>
-          <w:b/>
-        </w:rPr>
-        <w:t>If Yes agree the purpose and time</w:t>
-      </w:r>
-    </w:p>
-    <w:p>
-      <w:pPr>
-        <w:keepNext w:val="0"/>
-        <w:keepLines/>
-        <w:spacing w:after="100"/>
-        <w:shd w:fill="F2F5F6" w:val="clear"/>
-      </w:pPr>
-      <w:r/>
-      <w:sdt>
-        <w:sdtPr>
-          <w:alias w:val="If Yes agree the purpose and time"/>
-          <w:tag w:val="call_service_1015"/>
-          <w:id w:val="1015"/>
-          <w:text w:multiLine="1"/>
-        </w:sdtPr>
-        <w:sdtContent>
-          <w:r>
-            <w:rPr>
-              <w:rFonts w:ascii="Arial" w:hAnsi="Arial"/>
-              <w:sz w:val="22"/>
-              <w:color w:val="47545B"/>
-              <w:shd w:fill="F2F5F6" w:val="clear"/>
-            </w:rPr>
-            <w:t xml:space="preserve">Include who will arrange it; otherwise leave blank</w:t>
-          </w:r>
-        </w:sdtContent>
-      </w:sdt>
-    </w:p>
-    <w:p>
-      <w:pPr>
-        <w:keepNext/>
-      </w:pPr>
-      <w:r>
-        <w:rPr>
-          <w:b/>
-        </w:rPr>
-        <w:t>Any concern that needs help</w:t>
-      </w:r>
-    </w:p>
-    <w:p>
-      <w:pPr>
-        <w:keepNext w:val="0"/>
-        <w:keepLines/>
-        <w:spacing w:after="100"/>
-        <w:shd w:fill="F2F5F6" w:val="clear"/>
-      </w:pPr>
-      <w:r/>
-      <w:sdt>
-        <w:sdtPr>
-          <w:alias w:val="Any concern that needs help"/>
-          <w:tag w:val="call_service_1016"/>
-          <w:id w:val="1016"/>
-          <w:text w:multiLine="1"/>
-        </w:sdtPr>
-        <w:sdtContent>
-          <w:r>
-            <w:rPr>
-              <w:rFonts w:ascii="Arial" w:hAnsi="Arial"/>
-              <w:sz w:val="22"/>
-              <w:color w:val="47545B"/>
-              <w:shd w:fill="F2F5F6" w:val="clear"/>
-            </w:rPr>
-            <w:t xml:space="preserve">Only if needed: who you told, when and what they agreed</w:t>
-            <w:br/>
-            <w:t> </w:t>
-            <w:br/>
-            <w:t> </w:t>
-          </w:r>
-        </w:sdtContent>
-      </w:sdt>
-    </w:p>
-    <w:p>
-      <w:pPr>
-        <w:keepNext w:val="0"/>
-      </w:pPr>
-      <w:r>
-        <w:rPr>
-          <w:sz w:val="19"/>
-        </w:rPr>
-        <w:t>For urgent concerns, use the clinical or safeguarding route now. If no one accepts the handover, use the backup contact.</w:t>
-      </w:r>
-    </w:p>
-    <w:p>
-      <w:pPr>
-        <w:pStyle w:val="Heading2"/>
-        <w:keepNext/>
-      </w:pPr>
-      <w:r>
-        <w:t>4 Record the outcome and save</w:t>
-      </w:r>
-    </w:p>
-    <w:p>
-      <w:pPr>
-        <w:keepNext/>
-      </w:pPr>
-      <w:r/>
-      <w:r>
-        <w:rPr>
-          <w:b/>
-        </w:rPr>
-        <w:t xml:space="preserve">Outcome  </w:t>
-      </w:r>
-      <w:sdt>
-        <w:sdtPr>
-          <w:alias w:val="Outcome — Completed"/>
-          <w:tag w:val="call_service_1017"/>
-          <w:id w:val="1017"/>
-          <w14:checkbox>
-            <w14:checked w14:val="0"/>
-            <w14:checkedState w14:val="2612" w14:font="Segoe UI Symbol"/>
-            <w14:uncheckedState w14:val="2610" w14:font="Segoe UI Symbol"/>
-          </w14:checkbox>
-        </w:sdtPr>
-        <w:sdtContent>
-          <w:r>
-            <w:rPr>
-              <w:rFonts w:ascii="Arial" w:hAnsi="Arial"/>
-              <w:sz w:val="22"/>
-            </w:rPr>
-            <w:t xml:space="preserve">☐</w:t>
-          </w:r>
-        </w:sdtContent>
-      </w:sdt>
-      <w:r>
-        <w:t xml:space="preserve"> Completed</w:t>
-      </w:r>
-      <w:r>
-        <w:t xml:space="preserve">   </w:t>
-      </w:r>
-      <w:sdt>
-        <w:sdtPr>
-          <w:alias w:val="Outcome — Partly completed"/>
-          <w:tag w:val="call_service_1018"/>
-          <w:id w:val="1018"/>
-          <w14:checkbox>
-            <w14:checked w14:val="0"/>
-            <w14:checkedState w14:val="2612" w14:font="Segoe UI Symbol"/>
-            <w14:uncheckedState w14:val="2610" w14:font="Segoe UI Symbol"/>
-          </w14:checkbox>
-        </w:sdtPr>
-        <w:sdtContent>
-          <w:r>
-            <w:rPr>
-              <w:rFonts w:ascii="Arial" w:hAnsi="Arial"/>
-              <w:sz w:val="22"/>
-            </w:rPr>
-            <w:t xml:space="preserve">☐</w:t>
-          </w:r>
-        </w:sdtContent>
-      </w:sdt>
-      <w:r>
-        <w:t xml:space="preserve"> Partly completed</w:t>
-      </w:r>
-      <w:r>
-        <w:t xml:space="preserve">   </w:t>
-      </w:r>
-      <w:sdt>
-        <w:sdtPr>
-          <w:alias w:val="Outcome — No answer"/>
-          <w:tag w:val="call_service_1019"/>
-          <w:id w:val="1019"/>
-          <w14:checkbox>
-            <w14:checked w14:val="0"/>
-            <w14:checkedState w14:val="2612" w14:font="Segoe UI Symbol"/>
-            <w14:uncheckedState w14:val="2610" w14:font="Segoe UI Symbol"/>
-          </w14:checkbox>
-        </w:sdtPr>
-        <w:sdtContent>
-          <w:r>
-            <w:rPr>
-              <w:rFonts w:ascii="Arial" w:hAnsi="Arial"/>
-              <w:sz w:val="22"/>
-            </w:rPr>
-            <w:t xml:space="preserve">☐</w:t>
-          </w:r>
-        </w:sdtContent>
-      </w:sdt>
-      <w:r>
-        <w:t xml:space="preserve"> No answer</w:t>
-      </w:r>
-    </w:p>
-    <w:p>
-      <w:pPr>
-        <w:keepNext/>
-      </w:pPr>
-      <w:r/>
-      <w:r>
-        <w:rPr>
-          <w:b/>
-        </w:rPr>
-        <w:t xml:space="preserve">  </w:t>
-      </w:r>
-      <w:sdt>
-        <w:sdtPr>
-          <w:alias w:val=" — Declined"/>
-          <w:tag w:val="call_service_1020"/>
-          <w:id w:val="1020"/>
-          <w14:checkbox>
-            <w14:checked w14:val="0"/>
-            <w14:checkedState w14:val="2612" w14:font="Segoe UI Symbol"/>
-            <w14:uncheckedState w14:val="2610" w14:font="Segoe UI Symbol"/>
-          </w14:checkbox>
-        </w:sdtPr>
-        <w:sdtContent>
-          <w:r>
-            <w:rPr>
-              <w:rFonts w:ascii="Arial" w:hAnsi="Arial"/>
-              <w:sz w:val="22"/>
-            </w:rPr>
-            <w:t xml:space="preserve">☐</w:t>
-          </w:r>
-        </w:sdtContent>
-      </w:sdt>
-      <w:r>
-        <w:t xml:space="preserve"> Declined</w:t>
-      </w:r>
-      <w:r>
-        <w:t xml:space="preserve">   </w:t>
-      </w:r>
-      <w:sdt>
-        <w:sdtPr>
-          <w:alias w:val=" — Rearranged"/>
-          <w:tag w:val="call_service_1021"/>
-          <w:id w:val="1021"/>
-          <w14:checkbox>
-            <w14:checked w14:val="0"/>
-            <w14:checkedState w14:val="2612" w14:font="Segoe UI Symbol"/>
-            <w14:uncheckedState w14:val="2610" w14:font="Segoe UI Symbol"/>
-          </w14:checkbox>
-        </w:sdtPr>
-        <w:sdtContent>
-          <w:r>
-            <w:rPr>
-              <w:rFonts w:ascii="Arial" w:hAnsi="Arial"/>
-              <w:sz w:val="22"/>
-            </w:rPr>
-            <w:t xml:space="preserve">☐</w:t>
-          </w:r>
-        </w:sdtContent>
-      </w:sdt>
-      <w:r>
-        <w:t xml:space="preserve"> Rearranged</w:t>
-      </w:r>
-      <w:r>
-        <w:t xml:space="preserve">   </w:t>
-      </w:r>
-      <w:sdt>
-        <w:sdtPr>
-          <w:alias w:val=" — Could not continue"/>
-          <w:tag w:val="call_service_1022"/>
-          <w:id w:val="1022"/>
-          <w14:checkbox>
-            <w14:checked w14:val="0"/>
-            <w14:checkedState w14:val="2612" w14:font="Segoe UI Symbol"/>
-            <w14:uncheckedState w14:val="2610" w14:font="Segoe UI Symbol"/>
-          </w14:checkbox>
-        </w:sdtPr>
-        <w:sdtContent>
-          <w:r>
-            <w:rPr>
-              <w:rFonts w:ascii="Arial" w:hAnsi="Arial"/>
-              <w:sz w:val="22"/>
-            </w:rPr>
-            <w:t xml:space="preserve">☐</w:t>
-          </w:r>
-        </w:sdtContent>
-      </w:sdt>
-      <w:r>
-        <w:t xml:space="preserve"> Could not continue</w:t>
-      </w:r>
-    </w:p>
-    <w:p>
-      <w:pPr>
-        <w:keepNext w:val="0"/>
-      </w:pPr>
-      <w:r>
-        <w:rPr>
-          <w:sz w:val="19"/>
-        </w:rPr>
-        <w:t>If no answer or unable to continue, follow the handover plan. No answer does not confirm safety.</w:t>
-      </w:r>
-    </w:p>
-    <w:p>
-      <w:pPr>
-        <w:keepNext/>
-      </w:pPr>
-      <w:r>
-        <w:rPr>
-          <w:b/>
-        </w:rPr>
-        <w:t>Anything unfinished or needing another attempt?</w:t>
-      </w:r>
-    </w:p>
-    <w:p>
-      <w:pPr>
-        <w:keepNext w:val="0"/>
-        <w:keepLines/>
-        <w:spacing w:after="100"/>
-        <w:shd w:fill="F2F5F6" w:val="clear"/>
-      </w:pPr>
-      <w:r/>
-      <w:sdt>
-        <w:sdtPr>
-          <w:alias w:val="Anything unfinished or needing another attempt?"/>
-          <w:tag w:val="call_service_1023"/>
-          <w:id w:val="1023"/>
-          <w:text w:multiLine="1"/>
-        </w:sdtPr>
-        <w:sdtContent>
-          <w:r>
-            <w:rPr>
-              <w:rFonts w:ascii="Arial" w:hAnsi="Arial"/>
-              <w:sz w:val="22"/>
-              <w:color w:val="47545B"/>
-              <w:shd w:fill="F2F5F6" w:val="clear"/>
-            </w:rPr>
-            <w:t xml:space="preserve">Only if needed: action, who will do it and when</w:t>
-            <w:br/>
-            <w:t> </w:t>
-          </w:r>
-        </w:sdtContent>
-      </w:sdt>
-    </w:p>
-    <w:p>
-      <w:pPr>
-        <w:keepNext w:val="0"/>
-        <w:spacing w:after="60"/>
-      </w:pPr>
-      <w:r/>
-      <w:sdt>
-        <w:sdtPr>
-          <w:alias w:val="Form saved and reopened to check."/>
-          <w:tag w:val="call_service_1024"/>
-          <w:id w:val="1024"/>
-          <w14:checkbox>
-            <w14:checked w14:val="0"/>
-            <w14:checkedState w14:val="2612" w14:font="Segoe UI Symbol"/>
-            <w14:uncheckedState w14:val="2610" w14:font="Segoe UI Symbol"/>
-          </w14:checkbox>
-        </w:sdtPr>
-        <w:sdtContent>
-          <w:r>
-            <w:rPr>
-              <w:rFonts w:ascii="Arial" w:hAnsi="Arial"/>
-              <w:sz w:val="22"/>
-            </w:rPr>
-            <w:t xml:space="preserve">☐</w:t>
-          </w:r>
-        </w:sdtContent>
-      </w:sdt>
-      <w:r>
-        <w:t xml:space="preserve"> Form saved and reopened to check.</w:t>
-      </w:r>
-    </w:p>
-    <w:p>
-      <w:pPr>
-        <w:keepNext w:val="0"/>
-      </w:pPr>
-      <w:r>
-        <w:rPr>
-          <w:sz w:val="19"/>
-        </w:rPr>
-        <w:t>Save this whole form in the person’s SystmOne record.</w:t>
-      </w:r>
-    </w:p>
-    <w:p>
-      <w:pPr>
-        <w:keepNext w:val="0"/>
-      </w:pPr>
-      <w:r>
-        <w:rPr>
-          <w:sz w:val="19"/>
-        </w:rPr>
-        <w:t>The authorised reviewer uses only the agreed, non-identifying feedback in section 2. Keep the full form in the agreed record, off the website. No separate feedback form is needed.</w:t>
+        <w:t>Save and reopen in SystmOne. Keep the full form off the website.</w:t>
+        <w:br/>
+        <w:t>Share only the anonymous feedback they agreed to.</w:t>
       </w:r>
     </w:p>
     <w:sectPr>
       <w:headerReference w:type="default" r:id="rId9"/>
       <w:footerReference w:type="default" r:id="rId10"/>
       <w:pgSz w:w="11906" w:h="16838"/>
-      <w:pgMar w:top="1502" w:right="1020" w:bottom="935" w:left="1020" w:header="369" w:footer="397" w:gutter="0"/>
+      <w:pgMar w:top="964" w:right="850" w:bottom="907" w:left="850" w:header="397" w:footer="397" w:gutter="0"/>
       <w:cols w:space="720"/>
       <w:docGrid w:linePitch="360"/>
     </w:sectPr>
@@ -1183,14 +1767,59 @@
   <w:p>
     <w:pPr>
       <w:pStyle w:val="Footer"/>
+      <w:tabs>
+        <w:tab w:pos="10205" w:val="right"/>
+      </w:tabs>
       <w:spacing w:after="0"/>
     </w:pPr>
     <w:r>
-      <w:t xml:space="preserve">Staff forms · Version 13 · 27 October 2026   |   Page </w:t>
+      <w:rPr>
+        <w:rFonts w:ascii="Frutiger LT Com 45 Light" w:hAnsi="Frutiger LT Com 45 Light"/>
+        <w:sz w:val="20"/>
+      </w:rPr>
+      <w:t>Discharge Project  |  Form layout 2026</w:t>
+    </w:r>
+    <w:r>
+      <w:rPr>
+        <w:rFonts w:ascii="Frutiger LT Com 45 Light" w:hAnsi="Frutiger LT Com 45 Light"/>
+        <w:sz w:val="20"/>
+      </w:rPr>
+      <w:tab/>
+      <w:t xml:space="preserve">Page </w:t>
     </w:r>
     <w:fldSimple w:instr="PAGE">
-      <w:r/>
+      <w:r>
+        <w:rPr>
+          <w:rFonts w:ascii="Frutiger LT Com 45 Light" w:hAnsi="Frutiger LT Com 45 Light" w:eastAsia="Frutiger LT Com 45 Light" w:cs="Frutiger LT Com 45 Light"/>
+          <w:sz w:val="20"/>
+          <w:color w:val="172C38"/>
+        </w:rPr>
+        <w:t>1</w:t>
+      </w:r>
     </w:fldSimple>
+    <w:r>
+      <w:rPr>
+        <w:rFonts w:ascii="Frutiger LT Com 45 Light" w:hAnsi="Frutiger LT Com 45 Light"/>
+        <w:sz w:val="20"/>
+      </w:rPr>
+      <w:t xml:space="preserve"> of </w:t>
+    </w:r>
+    <w:fldSimple w:instr="NUMPAGES">
+      <w:r>
+        <w:rPr>
+          <w:rFonts w:ascii="Frutiger LT Com 45 Light" w:hAnsi="Frutiger LT Com 45 Light" w:eastAsia="Frutiger LT Com 45 Light" w:cs="Frutiger LT Com 45 Light"/>
+          <w:sz w:val="20"/>
+          <w:color w:val="172C38"/>
+        </w:rPr>
+        <w:t>1</w:t>
+      </w:r>
+    </w:fldSimple>
+    <w:r>
+      <w:rPr>
+        <w:rFonts w:ascii="Frutiger LT Com 45 Light" w:hAnsi="Frutiger LT Com 45 Light"/>
+        <w:sz w:val="20"/>
+      </w:rPr>
+    </w:r>
   </w:p>
 </w:ftr>
 </file>
@@ -1200,174 +1829,17 @@
   <w:p>
     <w:pPr>
       <w:pStyle w:val="Header"/>
-      <w:spacing w:after="0" w:line="240" w:lineRule="auto" w:before="0"/>
+      <w:spacing w:after="0"/>
     </w:pPr>
     <w:r>
       <w:rPr>
-        <w:sz w:val="2"/>
-      </w:rPr>
+        <w:rFonts w:ascii="Frutiger LT Com 45 Light" w:hAnsi="Frutiger LT Com 45 Light"/>
+        <w:color w:val="314C59"/>
+        <w:sz w:val="22"/>
+      </w:rPr>
+      <w:t>CNWL  |  Lived Experience Workforce</w:t>
     </w:r>
   </w:p>
-  <w:tbl>
-    <w:tblPr>
-      <w:tblW w:type="auto" w:w="0"/>
-      <w:tblLayout w:type="fixed"/>
-      <w:tblLook w:firstColumn="1" w:firstRow="1" w:lastColumn="0" w:lastRow="0" w:noHBand="0" w:noVBand="1" w:val="04A0"/>
-      <w:tblBorders>
-        <w:top w:val="nil"/>
-        <w:left w:val="nil"/>
-        <w:bottom w:val="nil"/>
-        <w:right w:val="nil"/>
-        <w:insideH w:val="nil"/>
-        <w:insideV w:val="nil"/>
-      </w:tblBorders>
-    </w:tblPr>
-    <w:tblGrid>
-      <w:gridCol w:w="1616"/>
-      <w:gridCol w:w="7115"/>
-      <w:gridCol w:w="1134"/>
-    </w:tblGrid>
-    <w:tr>
-      <w:tc>
-        <w:tcPr>
-          <w:tcW w:type="dxa" w:w="1616"/>
-          <w:vAlign w:val="center"/>
-          <w:tcMar>
-            <w:top w:w="40" w:type="dxa"/>
-            <w:bottom w:w="40" w:type="dxa"/>
-            <w:left w:w="70" w:type="dxa"/>
-            <w:right w:w="70" w:type="dxa"/>
-          </w:tcMar>
-          <w:shd w:fill="005EB8"/>
-        </w:tcPr>
-        <w:p>
-          <w:pPr>
-            <w:spacing w:after="0" w:line="240" w:lineRule="auto"/>
-            <w:jc w:val="center"/>
-          </w:pPr>
-          <w:r>
-            <w:drawing>
-              <wp:inline xmlns:a="http://schemas.openxmlformats.org/drawingml/2006/main" xmlns:pic="http://schemas.openxmlformats.org/drawingml/2006/picture">
-                <wp:extent cx="827999" cy="403200"/>
-                <wp:docPr id="1" name="Picture 1" descr="Central and North West London NHS Foundation Trust"/>
-                <wp:cNvGraphicFramePr>
-                  <a:graphicFrameLocks noChangeAspect="1"/>
-                </wp:cNvGraphicFramePr>
-                <a:graphic>
-                  <a:graphicData uri="http://schemas.openxmlformats.org/drawingml/2006/picture">
-                    <pic:pic>
-                      <pic:nvPicPr>
-                        <pic:cNvPr id="0" name="CNWL_Logo.png"/>
-                        <pic:cNvPicPr/>
-                      </pic:nvPicPr>
-                      <pic:blipFill>
-                        <a:blip r:embed="rId1"/>
-                        <a:stretch>
-                          <a:fillRect/>
-                        </a:stretch>
-                      </pic:blipFill>
-                      <pic:spPr>
-                        <a:xfrm>
-                          <a:off x="0" y="0"/>
-                          <a:ext cx="827999" cy="403200"/>
-                        </a:xfrm>
-                        <a:prstGeom prst="rect"/>
-                      </pic:spPr>
-                    </pic:pic>
-                  </a:graphicData>
-                </a:graphic>
-              </wp:inline>
-            </w:drawing>
-          </w:r>
-        </w:p>
-      </w:tc>
-      <w:tc>
-        <w:tcPr>
-          <w:tcW w:type="dxa" w:w="7115"/>
-          <w:vAlign w:val="center"/>
-          <w:tcMar>
-            <w:top w:w="40" w:type="dxa"/>
-            <w:bottom w:w="40" w:type="dxa"/>
-            <w:left w:w="70" w:type="dxa"/>
-            <w:right w:w="70" w:type="dxa"/>
-          </w:tcMar>
-        </w:tcPr>
-        <w:p>
-          <w:pPr>
-            <w:spacing w:after="0" w:line="240" w:lineRule="auto"/>
-          </w:pPr>
-          <w:r>
-            <w:rPr>
-              <w:b/>
-              <w:sz w:val="20"/>
-            </w:rPr>
-            <w:t>Lived Experience Discharge</w:t>
-            <w:br/>
-            <w:t>and Transition Project</w:t>
-          </w:r>
-          <w:r>
-            <w:rPr>
-              <w:sz w:val="17"/>
-            </w:rPr>
-            <w:br/>
-            <w:t>CNWL Peer and Lived Experience Workforce</w:t>
-          </w:r>
-        </w:p>
-      </w:tc>
-      <w:tc>
-        <w:tcPr>
-          <w:tcW w:type="dxa" w:w="1134"/>
-          <w:vAlign w:val="center"/>
-          <w:tcMar>
-            <w:top w:w="40" w:type="dxa"/>
-            <w:bottom w:w="40" w:type="dxa"/>
-            <w:left w:w="70" w:type="dxa"/>
-            <w:right w:w="70" w:type="dxa"/>
-          </w:tcMar>
-        </w:tcPr>
-        <w:p>
-          <w:pPr>
-            <w:spacing w:after="0" w:line="240" w:lineRule="auto"/>
-            <w:jc w:val="right"/>
-          </w:pPr>
-          <w:r>
-            <w:drawing>
-              <wp:inline xmlns:a="http://schemas.openxmlformats.org/drawingml/2006/main" xmlns:pic="http://schemas.openxmlformats.org/drawingml/2006/picture">
-                <wp:extent cx="483290" cy="450000"/>
-                <wp:docPr id="2" name="Picture 2" descr="CNWL Peer and Lived Experience Workforce"/>
-                <wp:cNvGraphicFramePr>
-                  <a:graphicFrameLocks noChangeAspect="1"/>
-                </wp:cNvGraphicFramePr>
-                <a:graphic>
-                  <a:graphicData uri="http://schemas.openxmlformats.org/drawingml/2006/picture">
-                    <pic:pic>
-                      <pic:nvPicPr>
-                        <pic:cNvPr id="0" name="Lived_Experience_Logo.png"/>
-                        <pic:cNvPicPr/>
-                      </pic:nvPicPr>
-                      <pic:blipFill>
-                        <a:blip r:embed="rId2"/>
-                        <a:stretch>
-                          <a:fillRect/>
-                        </a:stretch>
-                      </pic:blipFill>
-                      <pic:spPr>
-                        <a:xfrm>
-                          <a:off x="0" y="0"/>
-                          <a:ext cx="483290" cy="450000"/>
-                        </a:xfrm>
-                        <a:prstGeom prst="rect"/>
-                      </pic:spPr>
-                    </pic:pic>
-                  </a:graphicData>
-                </a:graphic>
-              </wp:inline>
-            </w:drawing>
-          </w:r>
-        </w:p>
-      </w:tc>
-    </w:tr>
-  </w:tbl>
 </w:hdr>
 </file>
 
@@ -1735,12 +2207,13 @@
     <w:qFormat/>
     <w:rsid w:val="00FC693F"/>
     <w:pPr>
-      <w:spacing w:before="0" w:after="80" w:line="250" w:lineRule="auto"/>
+      <w:widowControl/>
+      <w:spacing w:line="269" w:lineRule="auto" w:after="100"/>
     </w:pPr>
     <w:rPr>
-      <w:rFonts w:ascii="Arial" w:hAnsi="Arial"/>
-      <w:color w:val="000000"/>
-      <w:sz w:val="22"/>
+      <w:rFonts w:ascii="Frutiger LT Com 45 Light" w:hAnsi="Frutiger LT Com 45 Light" w:eastAsia="Frutiger LT Com 45 Light" w:cs="Frutiger LT Com 45 Light"/>
+      <w:sz w:val="28"/>
+      <w:color w:val="172C38"/>
     </w:rPr>
   </w:style>
   <w:style w:type="paragraph" w:styleId="Header">
@@ -1755,13 +2228,8 @@
         <w:tab w:val="center" w:pos="4680"/>
         <w:tab w:val="right" w:pos="9360"/>
       </w:tabs>
-      <w:spacing w:after="80" w:line="254" w:lineRule="auto" w:before="0"/>
-    </w:pPr>
-    <w:rPr>
-      <w:rFonts w:ascii="Arial" w:hAnsi="Arial"/>
-      <w:color w:val="000000"/>
-      <w:sz w:val="18"/>
-    </w:rPr>
+      <w:spacing w:after="0" w:line="240" w:lineRule="auto"/>
+    </w:pPr>
   </w:style>
   <w:style w:type="character" w:customStyle="1" w:styleId="HeaderChar">
     <w:name w:val="Header Char"/>
@@ -1778,17 +2246,8 @@
     <w:unhideWhenUsed/>
     <w:rsid w:val="00E618BF"/>
     <w:pPr>
-      <w:tabs>
-        <w:tab w:val="center" w:pos="4680"/>
-        <w:tab w:val="right" w:pos="9360"/>
-      </w:tabs>
-      <w:spacing w:after="80" w:line="254" w:lineRule="auto" w:before="0"/>
-    </w:pPr>
-    <w:rPr>
-      <w:rFonts w:ascii="Arial" w:hAnsi="Arial"/>
-      <w:color w:val="000000"/>
-      <w:sz w:val="18"/>
-    </w:rPr>
+      <w:spacing w:after="0" w:line="240" w:lineRule="auto"/>
+    </w:pPr>
   </w:style>
   <w:style w:type="character" w:customStyle="1" w:styleId="FooterChar">
     <w:name w:val="Footer Char"/>
@@ -1808,16 +2267,16 @@
     <w:pPr>
       <w:keepNext/>
       <w:keepLines/>
-      <w:spacing w:before="0" w:after="80" w:line="254" w:lineRule="auto"/>
+      <w:spacing w:before="200" w:after="140"/>
       <w:outlineLvl w:val="0"/>
     </w:pPr>
     <w:rPr>
-      <w:rFonts w:asciiTheme="majorHAnsi" w:eastAsiaTheme="majorEastAsia" w:hAnsiTheme="majorHAnsi" w:cstheme="majorBidi" w:ascii="Arial" w:hAnsi="Arial"/>
+      <w:bCs/>
+      <w:szCs w:val="28"/>
+      <w:rFonts w:ascii="Frutiger LT Com 45 Light" w:hAnsi="Frutiger LT Com 45 Light" w:eastAsia="Frutiger LT Com 45 Light" w:cs="Frutiger LT Com 45 Light"/>
+      <w:sz w:val="48"/>
+      <w:color w:val="000000"/>
       <w:b/>
-      <w:bCs/>
-      <w:color w:val="000000"/>
-      <w:sz w:val="36"/>
-      <w:szCs w:val="28"/>
     </w:rPr>
   </w:style>
   <w:style w:type="paragraph" w:styleId="Heading2">
@@ -1832,16 +2291,16 @@
     <w:pPr>
       <w:keepNext/>
       <w:keepLines/>
-      <w:spacing w:before="160" w:after="80" w:line="254" w:lineRule="auto"/>
+      <w:spacing w:before="200" w:after="140"/>
       <w:outlineLvl w:val="1"/>
     </w:pPr>
     <w:rPr>
-      <w:rFonts w:asciiTheme="majorHAnsi" w:eastAsiaTheme="majorEastAsia" w:hAnsiTheme="majorHAnsi" w:cstheme="majorBidi" w:ascii="Arial" w:hAnsi="Arial"/>
+      <w:bCs/>
+      <w:szCs w:val="26"/>
+      <w:rFonts w:ascii="Frutiger LT Com 45 Light" w:hAnsi="Frutiger LT Com 45 Light" w:eastAsia="Frutiger LT Com 45 Light" w:cs="Frutiger LT Com 45 Light"/>
+      <w:sz w:val="32"/>
+      <w:color w:val="000000"/>
       <w:b/>
-      <w:bCs/>
-      <w:color w:val="000000"/>
-      <w:sz w:val="24"/>
-      <w:szCs w:val="26"/>
     </w:rPr>
   </w:style>
   <w:style w:type="paragraph" w:styleId="Heading3">
@@ -1856,15 +2315,14 @@
     <w:pPr>
       <w:keepNext/>
       <w:keepLines/>
-      <w:spacing w:before="0" w:after="80" w:line="254" w:lineRule="auto"/>
+      <w:spacing w:before="200" w:after="0"/>
       <w:outlineLvl w:val="2"/>
     </w:pPr>
     <w:rPr>
-      <w:rFonts w:asciiTheme="majorHAnsi" w:eastAsiaTheme="majorEastAsia" w:hAnsiTheme="majorHAnsi" w:cstheme="majorBidi" w:ascii="Arial" w:hAnsi="Arial"/>
+      <w:rFonts w:asciiTheme="majorHAnsi" w:eastAsiaTheme="majorEastAsia" w:hAnsiTheme="majorHAnsi" w:cstheme="majorBidi"/>
       <w:b/>
       <w:bCs/>
-      <w:color w:val="000000"/>
-      <w:sz w:val="22"/>
+      <w:color w:val="4F81BD" w:themeColor="accent1"/>
     </w:rPr>
   </w:style>
   <w:style w:type="paragraph" w:styleId="Heading4">
@@ -2095,17 +2553,18 @@
     <w:qFormat/>
     <w:rsid w:val="00FC693F"/>
     <w:pPr>
-      <w:spacing w:after="80" w:line="254" w:lineRule="auto" w:before="0"/>
+      <w:keepNext/>
+      <w:spacing w:after="140" w:line="240" w:lineRule="auto" w:before="0"/>
       <w:contextualSpacing/>
     </w:pPr>
     <w:rPr>
-      <w:rFonts w:asciiTheme="majorHAnsi" w:eastAsiaTheme="majorEastAsia" w:hAnsiTheme="majorHAnsi" w:cstheme="majorBidi" w:ascii="Arial" w:hAnsi="Arial"/>
-      <w:b/>
-      <w:color w:val="000000"/>
       <w:spacing w:val="5"/>
       <w:kern w:val="28"/>
-      <w:sz w:val="40"/>
       <w:szCs w:val="52"/>
+      <w:rFonts w:ascii="Frutiger LT Com 45 Light" w:hAnsi="Frutiger LT Com 45 Light" w:eastAsia="Frutiger LT Com 45 Light" w:cs="Frutiger LT Com 45 Light"/>
+      <w:sz w:val="60"/>
+      <w:color w:val="000000"/>
+      <w:b/>
     </w:rPr>
   </w:style>
   <w:style w:type="character" w:customStyle="1" w:styleId="TitleChar">
@@ -2135,15 +2594,14 @@
       <w:numPr>
         <w:ilvl w:val="1"/>
       </w:numPr>
-      <w:spacing w:before="0" w:after="80" w:line="254" w:lineRule="auto"/>
     </w:pPr>
     <w:rPr>
-      <w:rFonts w:asciiTheme="majorHAnsi" w:eastAsiaTheme="majorEastAsia" w:hAnsiTheme="majorHAnsi" w:cstheme="majorBidi" w:ascii="Arial" w:hAnsi="Arial"/>
+      <w:rFonts w:asciiTheme="majorHAnsi" w:eastAsiaTheme="majorEastAsia" w:hAnsiTheme="majorHAnsi" w:cstheme="majorBidi"/>
       <w:i/>
       <w:iCs/>
-      <w:color w:val="000000"/>
+      <w:color w:val="4F81BD" w:themeColor="accent1"/>
       <w:spacing w:val="15"/>
-      <w:sz w:val="22"/>
+      <w:sz w:val="24"/>
       <w:szCs w:val="24"/>
     </w:rPr>
   </w:style>
@@ -13431,6 +13889,20 @@
         <w:shd w:val="clear" w:color="auto" w:fill="FBCAA2" w:themeFill="accent6" w:themeFillTint="7F"/>
       </w:tcPr>
     </w:tblStylePr>
+  </w:style>
+  <w:style w:type="paragraph" w:customStyle="1" w:styleId="Answer">
+    <w:name w:val="Answer"/>
+    <w:basedOn w:val="Normal"/>
+    <w:pPr>
+      <w:keepNext w:val="0"/>
+      <w:keepLines w:val="0"/>
+      <w:widowControl w:val="0"/>
+      <w:spacing w:before="0" w:after="0" w:line="269" w:lineRule="auto"/>
+    </w:pPr>
+    <w:rPr>
+      <w:rFonts w:ascii="Frutiger LT Com 45 Light" w:hAnsi="Frutiger LT Com 45 Light"/>
+      <w:sz w:val="28"/>
+    </w:rPr>
   </w:style>
 </w:styles>
 </file>
